--- a/pr-preview/pr-94/bayesian-inference-handout.docx
+++ b/pr-preview/pr-94/bayesian-inference-handout.docx
@@ -15,7 +15,7 @@
         <w:pStyle w:val="Date"/>
       </w:pPr>
       <w:r>
-        <w:t xml:space="preserve">Last modified: 2026-10-08 19:03:31 (PDT)</w:t>
+        <w:t xml:space="preserve">Last modified: 2026-10-08 19:33:33 (PDT)</w:t>
       </w:r>
     </w:p>
     <w:p>
@@ -22682,7 +22682,13 @@
         <w:t xml:space="preserve"> </w:t>
       </w:r>
       <w:r>
-        <w:t xml:space="preserve">0.501 and 0.699 is 0.95.</w:t>
+        <w:t xml:space="preserve">0.501 and 0.699 is 0.95</w:t>
+      </w:r>
+      <w:r>
+        <w:t xml:space="preserve"> </w:t>
+      </w:r>
+      <w:r>
+        <w:t xml:space="preserve">(approximately, since those endpoints are rounded to three decimals).</w:t>
       </w:r>
       <w:r>
         <w:t xml:space="preserve"> </w:t>

--- a/pr-preview/pr-94/bayesian-inference-handout.docx
+++ b/pr-preview/pr-94/bayesian-inference-handout.docx
@@ -15,7 +15,7 @@
         <w:pStyle w:val="Date"/>
       </w:pPr>
       <w:r>
-        <w:t xml:space="preserve">Last modified: 2026-10-08 19:33:33 (PDT)</w:t>
+        <w:t xml:space="preserve">Last modified: 2026-10-08 19:54:47 (PDT)</w:t>
       </w:r>
     </w:p>
     <w:p>
@@ -981,7 +981,7 @@
     </w:p>
     <w:bookmarkEnd w:id="17"/>
     <w:bookmarkEnd w:id="18"/>
-    <w:bookmarkStart w:id="60" w:name="sec-bayes-equation"/>
+    <w:bookmarkStart w:id="63" w:name="sec-bayes-equation"/>
     <w:p>
       <w:pPr>
         <w:pStyle w:val="Heading2"/>
@@ -3526,7 +3526,7 @@
       </w:r>
     </w:p>
     <w:bookmarkEnd w:id="25"/>
-    <w:bookmarkStart w:id="26" w:name="exm-marginal-likelihood-uniform"/>
+    <w:bookmarkStart w:id="29" w:name="exm-marginal-likelihood-uniform"/>
     <w:p>
       <w:pPr>
         <w:pStyle w:val="BodyText"/>
@@ -3837,6 +3837,7 @@
       <w:pPr>
         <w:pStyle w:val="BodyText"/>
       </w:pPr>
+      <w:bookmarkStart w:id="26" w:name="eq-marginal-likelihood-uniform-exm"/>
       <m:oMathPara>
         <m:oMathParaPr>
           <m:jc m:val="center"/>
@@ -4350,8 +4351,27 @@
               </m:r>
             </m:e>
           </m:eqArr>
+          <m:r>
+            <m:t>  </m:t>
+          </m:r>
+          <m:r>
+            <m:rPr>
+              <m:sty m:val="p"/>
+            </m:rPr>
+            <m:t>(</m:t>
+          </m:r>
+          <m:r>
+            <m:t>2</m:t>
+          </m:r>
+          <m:r>
+            <m:rPr>
+              <m:sty m:val="p"/>
+            </m:rPr>
+            <m:t>)</m:t>
+          </m:r>
         </m:oMath>
       </m:oMathPara>
+      <w:bookmarkEnd w:id="26"/>
     </w:p>
     <w:p>
       <w:pPr>
@@ -4426,6 +4446,7 @@
       <w:pPr>
         <w:pStyle w:val="BodyText"/>
       </w:pPr>
+      <w:bookmarkStart w:id="27" w:name="eq-marginal-likelihood-uniform-exm-2"/>
       <m:oMathPara>
         <m:oMathParaPr>
           <m:jc m:val="center"/>
@@ -4786,8 +4807,27 @@
               </m:r>
             </m:e>
           </m:eqArr>
+          <m:r>
+            <m:t>  </m:t>
+          </m:r>
+          <m:r>
+            <m:rPr>
+              <m:sty m:val="p"/>
+            </m:rPr>
+            <m:t>(</m:t>
+          </m:r>
+          <m:r>
+            <m:t>3</m:t>
+          </m:r>
+          <m:r>
+            <m:rPr>
+              <m:sty m:val="p"/>
+            </m:rPr>
+            <m:t>)</m:t>
+          </m:r>
         </m:oMath>
       </m:oMathPara>
+      <w:bookmarkEnd w:id="27"/>
     </w:p>
     <w:p>
       <w:pPr>
@@ -4818,6 +4858,7 @@
       <w:pPr>
         <w:pStyle w:val="BodyText"/>
       </w:pPr>
+      <w:bookmarkStart w:id="28" w:name="eq-marginal-likelihood-uniform-exm-3"/>
       <m:oMathPara>
         <m:oMathParaPr>
           <m:jc m:val="center"/>
@@ -5386,8 +5427,27 @@
               </m:r>
             </m:e>
           </m:eqArr>
+          <m:r>
+            <m:t>  </m:t>
+          </m:r>
+          <m:r>
+            <m:rPr>
+              <m:sty m:val="p"/>
+            </m:rPr>
+            <m:t>(</m:t>
+          </m:r>
+          <m:r>
+            <m:t>4</m:t>
+          </m:r>
+          <m:r>
+            <m:rPr>
+              <m:sty m:val="p"/>
+            </m:rPr>
+            <m:t>)</m:t>
+          </m:r>
         </m:oMath>
       </m:oMathPara>
+      <w:bookmarkEnd w:id="28"/>
     </w:p>
     <w:p>
       <w:pPr>
@@ -5417,8 +5477,8 @@
         <w:t xml:space="preserve">.</w:t>
       </w:r>
     </w:p>
-    <w:bookmarkEnd w:id="26"/>
-    <w:bookmarkStart w:id="28" w:name="cor-bayes-proportional"/>
+    <w:bookmarkEnd w:id="29"/>
+    <w:bookmarkStart w:id="31" w:name="cor-bayes-proportional"/>
     <w:p>
       <w:pPr>
         <w:pStyle w:val="BodyText"/>
@@ -5473,7 +5533,7 @@
       <w:pPr>
         <w:pStyle w:val="BodyText"/>
       </w:pPr>
-      <w:bookmarkStart w:id="27" w:name="eq-bayes-proportional"/>
+      <w:bookmarkStart w:id="30" w:name="eq-bayes-proportional"/>
       <m:oMathPara>
         <m:oMathParaPr>
           <m:jc m:val="center"/>
@@ -5683,7 +5743,7 @@
             <m:t>(</m:t>
           </m:r>
           <m:r>
-            <m:t>2</m:t>
+            <m:t>5</m:t>
           </m:r>
           <m:r>
             <m:rPr>
@@ -5693,9 +5753,9 @@
           </m:r>
         </m:oMath>
       </m:oMathPara>
-      <w:bookmarkEnd w:id="27"/>
+      <w:bookmarkEnd w:id="30"/>
     </w:p>
-    <w:bookmarkEnd w:id="28"/>
+    <w:bookmarkEnd w:id="31"/>
     <w:p>
       <w:pPr>
         <w:pStyle w:val="FirstParagraph"/>
@@ -5805,7 +5865,7 @@
       <w:r>
         <w:t xml:space="preserve"> </w:t>
       </w:r>
-      <w:hyperlink r:id="rId29">
+      <w:hyperlink r:id="rId32">
         <w:r>
           <w:rPr>
             <w:rStyle w:val="Hyperlink"/>
@@ -5890,7 +5950,7 @@
       <w:r>
         <w:t xml:space="preserve"> </w:t>
       </w:r>
-      <w:hyperlink r:id="rId30">
+      <w:hyperlink r:id="rId33">
         <w:r>
           <w:rPr>
             <w:rStyle w:val="Hyperlink"/>
@@ -6009,7 +6069,7 @@
         <w:t xml:space="preserve">.</w:t>
       </w:r>
     </w:p>
-    <w:bookmarkStart w:id="32" w:name="sec-bayes-normal-normal"/>
+    <w:bookmarkStart w:id="35" w:name="sec-bayes-normal-normal"/>
     <w:p>
       <w:pPr>
         <w:pStyle w:val="Heading3"/>
@@ -6018,7 +6078,7 @@
         <w:t xml:space="preserve">2.1 A Gaussian mean with a Gaussian prior</w:t>
       </w:r>
     </w:p>
-    <w:bookmarkStart w:id="31" w:name="exm-normal-normal"/>
+    <w:bookmarkStart w:id="34" w:name="exm-normal-normal"/>
     <w:p>
       <w:pPr>
         <w:pStyle w:val="FirstParagraph"/>
@@ -11182,9 +11242,9 @@
         <w:t xml:space="preserve">.</w:t>
       </w:r>
     </w:p>
-    <w:bookmarkEnd w:id="31"/>
-    <w:bookmarkEnd w:id="32"/>
-    <w:bookmarkStart w:id="44" w:name="sec-bayes-map"/>
+    <w:bookmarkEnd w:id="34"/>
+    <w:bookmarkEnd w:id="35"/>
+    <w:bookmarkStart w:id="47" w:name="sec-bayes-map"/>
     <w:p>
       <w:pPr>
         <w:pStyle w:val="Heading3"/>
@@ -11193,7 +11253,7 @@
         <w:t xml:space="preserve">2.2 The posterior mode</w:t>
       </w:r>
     </w:p>
-    <w:bookmarkStart w:id="34" w:name="def-map"/>
+    <w:bookmarkStart w:id="37" w:name="def-map"/>
     <w:p>
       <w:pPr>
         <w:pStyle w:val="FirstParagraph"/>
@@ -11354,7 +11414,7 @@
       <w:pPr>
         <w:pStyle w:val="BodyText"/>
       </w:pPr>
-      <w:bookmarkStart w:id="33" w:name="eq-map"/>
+      <w:bookmarkStart w:id="36" w:name="eq-map"/>
       <m:oMathPara>
         <m:oMathParaPr>
           <m:jc m:val="center"/>
@@ -11470,7 +11530,7 @@
             <m:t>(</m:t>
           </m:r>
           <m:r>
-            <m:t>3</m:t>
+            <m:t>6</m:t>
           </m:r>
           <m:r>
             <m:rPr>
@@ -11480,7 +11540,7 @@
           </m:r>
         </m:oMath>
       </m:oMathPara>
-      <w:bookmarkEnd w:id="33"/>
+      <w:bookmarkEnd w:id="36"/>
     </w:p>
     <w:p>
       <w:pPr>
@@ -11490,8 +11550,8 @@
         <w:t xml:space="preserve">The MAP estimate is the mode of the posterior distribution.</w:t>
       </w:r>
     </w:p>
-    <w:bookmarkEnd w:id="34"/>
-    <w:bookmarkStart w:id="36" w:name="exm-map-beta-bernoulli"/>
+    <w:bookmarkEnd w:id="37"/>
+    <w:bookmarkStart w:id="39" w:name="exm-map-beta-bernoulli"/>
     <w:p>
       <w:pPr>
         <w:pStyle w:val="BodyText"/>
@@ -11512,7 +11572,7 @@
       <w:r>
         <w:t xml:space="preserve"> </w:t>
       </w:r>
-      <w:hyperlink r:id="rId35">
+      <w:hyperlink r:id="rId38">
         <w:r>
           <w:rPr>
             <w:rStyle w:val="Hyperlink"/>
@@ -13217,8 +13277,8 @@
         <w:t xml:space="preserve">.</w:t>
       </w:r>
     </w:p>
-    <w:bookmarkEnd w:id="36"/>
-    <w:bookmarkStart w:id="38" w:name="cor-map-penalized"/>
+    <w:bookmarkEnd w:id="39"/>
+    <w:bookmarkStart w:id="41" w:name="cor-map-penalized"/>
     <w:p>
       <w:pPr>
         <w:pStyle w:val="BodyText"/>
@@ -13258,7 +13318,7 @@
       <w:pPr>
         <w:pStyle w:val="BodyText"/>
       </w:pPr>
-      <w:bookmarkStart w:id="37" w:name="eq-map-penalized"/>
+      <w:bookmarkStart w:id="40" w:name="eq-map-penalized"/>
       <m:oMathPara>
         <m:oMathParaPr>
           <m:jc m:val="center"/>
@@ -13460,7 +13520,7 @@
             <m:t>(</m:t>
           </m:r>
           <m:r>
-            <m:t>4</m:t>
+            <m:t>7</m:t>
           </m:r>
           <m:r>
             <m:rPr>
@@ -13470,7 +13530,7 @@
           </m:r>
         </m:oMath>
       </m:oMathPara>
-      <w:bookmarkEnd w:id="37"/>
+      <w:bookmarkEnd w:id="40"/>
     </w:p>
     <w:p>
       <w:pPr>
@@ -13543,7 +13603,7 @@
         <w:t xml:space="preserve">, is the penalty that the prior adds.</w:t>
       </w:r>
     </w:p>
-    <w:bookmarkEnd w:id="38"/>
+    <w:bookmarkEnd w:id="41"/>
     <w:p>
       <w:pPr>
         <w:pStyle w:val="BodyText"/>
@@ -13947,7 +14007,7 @@
         <w:t xml:space="preserve">Maximizing a function is the same as minimizing its negative.</w:t>
       </w:r>
     </w:p>
-    <w:bookmarkStart w:id="43" w:name="exm-map-normal-normal"/>
+    <w:bookmarkStart w:id="46" w:name="exm-map-normal-normal"/>
     <w:p>
       <w:pPr>
         <w:pStyle w:val="BodyText"/>
@@ -14929,7 +14989,7 @@
       <w:tr>
         <w:tc>
           <w:tcPr/>
-          <w:bookmarkStart w:id="42" w:name="fig-map-penalized"/>
+          <w:bookmarkStart w:id="45" w:name="fig-map-penalized"/>
           <w:p>
             <w:pPr>
               <w:pStyle w:val="SourceCode"/>
@@ -16094,18 +16154,18 @@
                 <wp:inline>
                   <wp:extent cx="4620126" cy="3696101"/>
                   <wp:effectExtent b="0" l="0" r="0" t="0"/>
-                  <wp:docPr descr="" title="" id="40" name="Picture"/>
+                  <wp:docPr descr="" title="" id="43" name="Picture"/>
                   <a:graphic>
                     <a:graphicData uri="http://schemas.openxmlformats.org/drawingml/2006/picture">
                       <pic:pic>
                         <pic:nvPicPr>
-                          <pic:cNvPr descr="bayesian-inference_files/figure-docx/unnamed-chunk-1-1.png" id="41" name="Picture"/>
+                          <pic:cNvPr descr="bayesian-inference_files/figure-docx/unnamed-chunk-1-1.png" id="44" name="Picture"/>
                           <pic:cNvPicPr>
                             <a:picLocks noChangeArrowheads="1" noChangeAspect="1"/>
                           </pic:cNvPicPr>
                         </pic:nvPicPr>
                         <pic:blipFill>
-                          <a:blip r:embed="rId39"/>
+                          <a:blip r:embed="rId42"/>
                           <a:stretch>
                             <a:fillRect/>
                           </a:stretch>
@@ -16151,13 +16211,13 @@
               <w:t xml:space="preserve">The dashed lines mark the sample mean (right) and the MAP estimate (left).</w:t>
             </w:r>
           </w:p>
-          <w:bookmarkEnd w:id="42"/>
+          <w:bookmarkEnd w:id="45"/>
         </w:tc>
       </w:tr>
     </w:tbl>
-    <w:bookmarkEnd w:id="43"/>
-    <w:bookmarkEnd w:id="44"/>
-    <w:bookmarkStart w:id="54" w:name="sec-bayes-interval-interp"/>
+    <w:bookmarkEnd w:id="46"/>
+    <w:bookmarkEnd w:id="47"/>
+    <w:bookmarkStart w:id="57" w:name="sec-bayes-interval-interp"/>
     <w:p>
       <w:pPr>
         <w:pStyle w:val="Heading3"/>
@@ -16191,7 +16251,7 @@
       <w:r>
         <w:t xml:space="preserve"> </w:t>
       </w:r>
-      <w:hyperlink r:id="rId45">
+      <w:hyperlink r:id="rId48">
         <w:r>
           <w:rPr>
             <w:rStyle w:val="Hyperlink"/>
@@ -16290,7 +16350,7 @@
         <w:t xml:space="preserve">given the data actually observed.</w:t>
       </w:r>
     </w:p>
-    <w:bookmarkStart w:id="46" w:name="def-credible-interval"/>
+    <w:bookmarkStart w:id="49" w:name="def-credible-interval"/>
     <w:p>
       <w:pPr>
         <w:pStyle w:val="BodyText"/>
@@ -16682,7 +16742,7 @@
         </m:oMath>
       </m:oMathPara>
     </w:p>
-    <w:bookmarkEnd w:id="46"/>
+    <w:bookmarkEnd w:id="49"/>
     <w:p>
       <w:pPr>
         <w:pStyle w:val="FirstParagraph"/>
@@ -16769,7 +16829,7 @@
         <w:t xml:space="preserve">is the equal-tailed interval.</w:t>
       </w:r>
     </w:p>
-    <w:bookmarkStart w:id="47" w:name="def-equal-tailed-interval"/>
+    <w:bookmarkStart w:id="50" w:name="def-equal-tailed-interval"/>
     <w:p>
       <w:pPr>
         <w:pStyle w:val="BodyText"/>
@@ -16928,8 +16988,8 @@
         <w:t xml:space="preserve">.</w:t>
       </w:r>
     </w:p>
-    <w:bookmarkEnd w:id="47"/>
-    <w:bookmarkStart w:id="48" w:name="exm-equal-tailed-interval"/>
+    <w:bookmarkEnd w:id="50"/>
+    <w:bookmarkStart w:id="51" w:name="exm-equal-tailed-interval"/>
     <w:p>
       <w:pPr>
         <w:pStyle w:val="BodyText"/>
@@ -17216,8 +17276,8 @@
         <w:t xml:space="preserve">.</w:t>
       </w:r>
     </w:p>
-    <w:bookmarkEnd w:id="48"/>
-    <w:bookmarkStart w:id="53" w:name="exm-normal-credible-vs-confidence"/>
+    <w:bookmarkEnd w:id="51"/>
+    <w:bookmarkStart w:id="56" w:name="exm-normal-credible-vs-confidence"/>
     <w:p>
       <w:pPr>
         <w:pStyle w:val="BodyText"/>
@@ -18407,7 +18467,7 @@
       <w:tr>
         <w:tc>
           <w:tcPr/>
-          <w:bookmarkStart w:id="52" w:name="fig-normal-prior-lik-post"/>
+          <w:bookmarkStart w:id="55" w:name="fig-normal-prior-lik-post"/>
           <w:p>
             <w:pPr>
               <w:pStyle w:val="SourceCode"/>
@@ -19206,18 +19266,18 @@
                 <wp:inline>
                   <wp:extent cx="4620126" cy="3696101"/>
                   <wp:effectExtent b="0" l="0" r="0" t="0"/>
-                  <wp:docPr descr="" title="" id="50" name="Picture"/>
+                  <wp:docPr descr="" title="" id="53" name="Picture"/>
                   <a:graphic>
                     <a:graphicData uri="http://schemas.openxmlformats.org/drawingml/2006/picture">
                       <pic:pic>
                         <pic:nvPicPr>
-                          <pic:cNvPr descr="bayesian-inference_files/figure-docx/unnamed-chunk-2-1.png" id="51" name="Picture"/>
+                          <pic:cNvPr descr="bayesian-inference_files/figure-docx/unnamed-chunk-2-1.png" id="54" name="Picture"/>
                           <pic:cNvPicPr>
                             <a:picLocks noChangeArrowheads="1" noChangeAspect="1"/>
                           </pic:cNvPicPr>
                         </pic:nvPicPr>
                         <pic:blipFill>
-                          <a:blip r:embed="rId49"/>
+                          <a:blip r:embed="rId52"/>
                           <a:stretch>
                             <a:fillRect/>
                           </a:stretch>
@@ -19339,7 +19399,7 @@
               <w:t xml:space="preserve">.</w:t>
             </w:r>
           </w:p>
-          <w:bookmarkEnd w:id="52"/>
+          <w:bookmarkEnd w:id="55"/>
         </w:tc>
       </w:tr>
     </w:tbl>
@@ -19595,9 +19655,9 @@
         <w:t xml:space="preserve">since both are fixed.</w:t>
       </w:r>
     </w:p>
-    <w:bookmarkEnd w:id="53"/>
-    <w:bookmarkEnd w:id="54"/>
-    <w:bookmarkStart w:id="59" w:name="sec-bayes-parameter-space"/>
+    <w:bookmarkEnd w:id="56"/>
+    <w:bookmarkEnd w:id="57"/>
+    <w:bookmarkStart w:id="62" w:name="sec-bayes-parameter-space"/>
     <w:p>
       <w:pPr>
         <w:pStyle w:val="Heading3"/>
@@ -19606,7 +19666,7 @@
         <w:t xml:space="preserve">2.4 The parameter space</w:t>
       </w:r>
     </w:p>
-    <w:bookmarkStart w:id="55" w:name="def-parameter-space"/>
+    <w:bookmarkStart w:id="58" w:name="def-parameter-space"/>
     <w:p>
       <w:pPr>
         <w:pStyle w:val="FirstParagraph"/>
@@ -19672,7 +19732,7 @@
         <w:t xml:space="preserve">can take.</w:t>
       </w:r>
     </w:p>
-    <w:bookmarkEnd w:id="55"/>
+    <w:bookmarkEnd w:id="58"/>
     <w:p>
       <w:pPr>
         <w:pStyle w:val="BodyText"/>
@@ -19716,7 +19776,7 @@
         <w:t xml:space="preserve">and the prior has to respect it.</w:t>
       </w:r>
     </w:p>
-    <w:bookmarkStart w:id="56" w:name="exm-parameter-space"/>
+    <w:bookmarkStart w:id="59" w:name="exm-parameter-space"/>
     <w:p>
       <w:pPr>
         <w:pStyle w:val="BodyText"/>
@@ -19975,8 +20035,8 @@
         <w:t xml:space="preserve">.</w:t>
       </w:r>
     </w:p>
-    <w:bookmarkEnd w:id="56"/>
-    <w:bookmarkStart w:id="57" w:name="cor-prior-support"/>
+    <w:bookmarkEnd w:id="59"/>
+    <w:bookmarkStart w:id="60" w:name="cor-prior-support"/>
     <w:p>
       <w:pPr>
         <w:pStyle w:val="FirstParagraph"/>
@@ -20180,7 +20240,7 @@
         <w:t xml:space="preserve">.</w:t>
       </w:r>
     </w:p>
-    <w:bookmarkEnd w:id="57"/>
+    <w:bookmarkEnd w:id="60"/>
     <w:p>
       <w:pPr>
         <w:pStyle w:val="BodyText"/>
@@ -20305,7 +20365,7 @@
         <w:t xml:space="preserve">.</w:t>
       </w:r>
     </w:p>
-    <w:bookmarkStart w:id="58" w:name="exm-prior-support"/>
+    <w:bookmarkStart w:id="61" w:name="exm-prior-support"/>
     <w:p>
       <w:pPr>
         <w:pStyle w:val="BodyText"/>
@@ -20440,10 +20500,10 @@
         <w:t xml:space="preserve">and one that no amount of data can correct.</w:t>
       </w:r>
     </w:p>
-    <w:bookmarkEnd w:id="58"/>
-    <w:bookmarkEnd w:id="59"/>
-    <w:bookmarkEnd w:id="60"/>
-    <w:bookmarkStart w:id="90" w:name="sec-bayes-priors"/>
+    <w:bookmarkEnd w:id="61"/>
+    <w:bookmarkEnd w:id="62"/>
+    <w:bookmarkEnd w:id="63"/>
+    <w:bookmarkStart w:id="93" w:name="sec-bayes-priors"/>
     <w:p>
       <w:pPr>
         <w:pStyle w:val="Heading2"/>
@@ -20518,7 +20578,7 @@
         <w:t xml:space="preserve">.</w:t>
       </w:r>
     </w:p>
-    <w:bookmarkStart w:id="73" w:name="sec-bayes-conjugate"/>
+    <w:bookmarkStart w:id="76" w:name="sec-bayes-conjugate"/>
     <w:p>
       <w:pPr>
         <w:pStyle w:val="Heading3"/>
@@ -20527,7 +20587,7 @@
         <w:t xml:space="preserve">3.1 Conjugate priors</w:t>
       </w:r>
     </w:p>
-    <w:bookmarkStart w:id="61" w:name="def-conjugate-prior"/>
+    <w:bookmarkStart w:id="64" w:name="def-conjugate-prior"/>
     <w:p>
       <w:pPr>
         <w:pStyle w:val="FirstParagraph"/>
@@ -20591,7 +20651,7 @@
         <w:t xml:space="preserve">is also in the family.</w:t>
       </w:r>
     </w:p>
-    <w:bookmarkEnd w:id="61"/>
+    <w:bookmarkEnd w:id="64"/>
     <w:p>
       <w:pPr>
         <w:pStyle w:val="BodyText"/>
@@ -20640,7 +20700,7 @@
       <w:r>
         <w:t xml:space="preserve"> </w:t>
       </w:r>
-      <w:hyperlink r:id="rId62">
+      <w:hyperlink r:id="rId65">
         <w:r>
           <w:rPr>
             <w:rStyle w:val="Hyperlink"/>
@@ -20657,7 +20717,7 @@
         <w:t xml:space="preserve">(Statistical Rethinking 2026, Lecture A02).</w:t>
       </w:r>
     </w:p>
-    <w:bookmarkStart w:id="63" w:name="exm-beta-bernoulli"/>
+    <w:bookmarkStart w:id="66" w:name="exm-beta-bernoulli"/>
     <w:p>
       <w:pPr>
         <w:pStyle w:val="BodyText"/>
@@ -22752,8 +22812,8 @@
         <w:t xml:space="preserve">or does not.</w:t>
       </w:r>
     </w:p>
-    <w:bookmarkEnd w:id="63"/>
-    <w:bookmarkStart w:id="72" w:name="exm-prior-posterior-figure"/>
+    <w:bookmarkEnd w:id="66"/>
+    <w:bookmarkStart w:id="75" w:name="exm-prior-posterior-figure"/>
     <w:p>
       <w:pPr>
         <w:pStyle w:val="BodyText"/>
@@ -23048,7 +23108,7 @@
       <w:r>
         <w:t xml:space="preserve"> </w:t>
       </w:r>
-      <w:hyperlink r:id="rId64">
+      <w:hyperlink r:id="rId67">
         <w:r>
           <w:rPr>
             <w:rStyle w:val="Hyperlink"/>
@@ -25013,7 +25073,7 @@
       <w:tr>
         <w:tc>
           <w:tcPr/>
-          <w:bookmarkStart w:id="71" w:name="fig-prior-posterior"/>
+          <w:bookmarkStart w:id="74" w:name="fig-prior-posterior"/>
           <w:p>
             <w:pPr>
               <w:pStyle w:val="Heading4"/>
@@ -26436,18 +26496,18 @@
                 <wp:inline>
                   <wp:extent cx="4620126" cy="3696101"/>
                   <wp:effectExtent b="0" l="0" r="0" t="0"/>
-                  <wp:docPr descr="" title="" id="66" name="Picture"/>
+                  <wp:docPr descr="" title="" id="69" name="Picture"/>
                   <a:graphic>
                     <a:graphicData uri="http://schemas.openxmlformats.org/drawingml/2006/picture">
                       <pic:pic>
                         <pic:nvPicPr>
-                          <pic:cNvPr descr="bayesian-inference_files/figure-docx/prior-posterior-plot-1.png" id="67" name="Picture"/>
+                          <pic:cNvPr descr="bayesian-inference_files/figure-docx/prior-posterior-plot-1.png" id="70" name="Picture"/>
                           <pic:cNvPicPr>
                             <a:picLocks noChangeArrowheads="1" noChangeAspect="1"/>
                           </pic:cNvPicPr>
                         </pic:nvPicPr>
                         <pic:blipFill>
-                          <a:blip r:embed="rId65"/>
+                          <a:blip r:embed="rId68"/>
                           <a:stretch>
                             <a:fillRect/>
                           </a:stretch>
@@ -27140,18 +27200,18 @@
                 <wp:inline>
                   <wp:extent cx="5334000" cy="2333625"/>
                   <wp:effectExtent b="0" l="0" r="0" t="0"/>
-                  <wp:docPr descr="" title="" id="69" name="Picture"/>
+                  <wp:docPr descr="" title="" id="72" name="Picture"/>
                   <a:graphic>
                     <a:graphicData uri="http://schemas.openxmlformats.org/drawingml/2006/picture">
                       <pic:pic>
                         <pic:nvPicPr>
-                          <pic:cNvPr descr="bayesian-inference_files/figure-docx/prior-posterior-plot-py-1.png" id="70" name="Picture"/>
+                          <pic:cNvPr descr="bayesian-inference_files/figure-docx/prior-posterior-plot-py-1.png" id="73" name="Picture"/>
                           <pic:cNvPicPr>
                             <a:picLocks noChangeArrowheads="1" noChangeAspect="1"/>
                           </pic:cNvPicPr>
                         </pic:nvPicPr>
                         <pic:blipFill>
-                          <a:blip r:embed="rId68"/>
+                          <a:blip r:embed="rId71"/>
                           <a:stretch>
                             <a:fillRect/>
                           </a:stretch>
@@ -27332,7 +27392,7 @@
               <w:t xml:space="preserve">is unknown.</w:t>
             </w:r>
           </w:p>
-          <w:bookmarkEnd w:id="71"/>
+          <w:bookmarkEnd w:id="74"/>
         </w:tc>
       </w:tr>
     </w:tbl>
@@ -27610,9 +27670,9 @@
         <w:t xml:space="preserve">is the narrower of the two.</w:t>
       </w:r>
     </w:p>
-    <w:bookmarkEnd w:id="72"/>
-    <w:bookmarkEnd w:id="73"/>
-    <w:bookmarkStart w:id="85" w:name="sec-bayes-informativeness"/>
+    <w:bookmarkEnd w:id="75"/>
+    <w:bookmarkEnd w:id="76"/>
+    <w:bookmarkStart w:id="88" w:name="sec-bayes-informativeness"/>
     <w:p>
       <w:pPr>
         <w:pStyle w:val="Heading3"/>
@@ -27646,7 +27706,7 @@
         <w:t xml:space="preserve">.</w:t>
       </w:r>
     </w:p>
-    <w:bookmarkStart w:id="74" w:name="def-informative-prior"/>
+    <w:bookmarkStart w:id="77" w:name="def-informative-prior"/>
     <w:p>
       <w:pPr>
         <w:pStyle w:val="BodyText"/>
@@ -27710,8 +27770,8 @@
         <w:t xml:space="preserve">such as previous studies, biological limits, or expert judgment.</w:t>
       </w:r>
     </w:p>
-    <w:bookmarkEnd w:id="74"/>
-    <w:bookmarkStart w:id="75" w:name="rem-informative-prior-pull"/>
+    <w:bookmarkEnd w:id="77"/>
+    <w:bookmarkStart w:id="78" w:name="rem-informative-prior-pull"/>
     <w:p>
       <w:pPr>
         <w:pStyle w:val="BodyText"/>
@@ -27736,8 +27796,8 @@
         <w:t xml:space="preserve">most strongly when the data are sparse.</w:t>
       </w:r>
     </w:p>
-    <w:bookmarkEnd w:id="75"/>
-    <w:bookmarkStart w:id="76" w:name="def-weakly-informative-prior"/>
+    <w:bookmarkEnd w:id="78"/>
+    <w:bookmarkStart w:id="79" w:name="def-weakly-informative-prior"/>
     <w:p>
       <w:pPr>
         <w:pStyle w:val="BodyText"/>
@@ -27812,8 +27872,8 @@
         <w:t xml:space="preserve">across the range of scientifically plausible values.</w:t>
       </w:r>
     </w:p>
-    <w:bookmarkEnd w:id="76"/>
-    <w:bookmarkStart w:id="77" w:name="def-flat-prior"/>
+    <w:bookmarkEnd w:id="79"/>
+    <w:bookmarkStart w:id="80" w:name="def-flat-prior"/>
     <w:p>
       <w:pPr>
         <w:pStyle w:val="BodyText"/>
@@ -27970,8 +28030,8 @@
         <w:t xml:space="preserve">.</w:t>
       </w:r>
     </w:p>
-    <w:bookmarkEnd w:id="77"/>
-    <w:bookmarkStart w:id="78" w:name="def-improper-prior"/>
+    <w:bookmarkEnd w:id="80"/>
+    <w:bookmarkStart w:id="81" w:name="def-improper-prior"/>
     <w:p>
       <w:pPr>
         <w:pStyle w:val="BodyText"/>
@@ -28053,8 +28113,8 @@
         <w:t xml:space="preserve">so that it is not a probability density.</w:t>
       </w:r>
     </w:p>
-    <w:bookmarkEnd w:id="78"/>
-    <w:bookmarkStart w:id="79" w:name="exm-prior-spectrum"/>
+    <w:bookmarkEnd w:id="81"/>
+    <w:bookmarkStart w:id="82" w:name="exm-prior-spectrum"/>
     <w:p>
       <w:pPr>
         <w:pStyle w:val="BodyText"/>
@@ -29050,8 +29110,8 @@
         <w:t xml:space="preserve">.</w:t>
       </w:r>
     </w:p>
-    <w:bookmarkEnd w:id="79"/>
-    <w:bookmarkStart w:id="80" w:name="exm-flat-prior-reparam"/>
+    <w:bookmarkEnd w:id="82"/>
+    <w:bookmarkStart w:id="83" w:name="exm-flat-prior-reparam"/>
     <w:p>
       <w:pPr>
         <w:pStyle w:val="BodyText"/>
@@ -30449,8 +30509,8 @@
         <w:t xml:space="preserve">therefore depends on the parameterization.</w:t>
       </w:r>
     </w:p>
-    <w:bookmarkEnd w:id="80"/>
-    <w:bookmarkStart w:id="82" w:name="cor-flat-prior-posterior"/>
+    <w:bookmarkEnd w:id="83"/>
+    <w:bookmarkStart w:id="85" w:name="cor-flat-prior-posterior"/>
     <w:p>
       <w:pPr>
         <w:pStyle w:val="BodyText"/>
@@ -30643,7 +30703,7 @@
       <w:r>
         <w:t xml:space="preserve"> </w:t>
       </w:r>
-      <w:hyperlink r:id="rId30">
+      <w:hyperlink r:id="rId33">
         <w:r>
           <w:rPr>
             <w:rStyle w:val="Hyperlink"/>
@@ -30683,7 +30743,7 @@
       <w:r>
         <w:t xml:space="preserve"> </w:t>
       </w:r>
-      <w:hyperlink r:id="rId81">
+      <w:hyperlink r:id="rId84">
         <w:r>
           <w:rPr>
             <w:rStyle w:val="Hyperlink"/>
@@ -30695,7 +30755,7 @@
         <w:t xml:space="preserve">.</w:t>
       </w:r>
     </w:p>
-    <w:bookmarkEnd w:id="82"/>
+    <w:bookmarkEnd w:id="85"/>
     <w:p>
       <w:pPr>
         <w:pStyle w:val="BodyText"/>
@@ -30892,7 +30952,7 @@
         <w:t xml:space="preserve">Multiplying a function by a positive constant does not change where it is maximized.</w:t>
       </w:r>
     </w:p>
-    <w:bookmarkStart w:id="83" w:name="rem-flat-prior-improper"/>
+    <w:bookmarkStart w:id="86" w:name="rem-flat-prior-improper"/>
     <w:p>
       <w:pPr>
         <w:pStyle w:val="BodyText"/>
@@ -31041,8 +31101,8 @@
         <w:t xml:space="preserve">the posterior is again proportional to the likelihood.</w:t>
       </w:r>
     </w:p>
-    <w:bookmarkEnd w:id="83"/>
-    <w:bookmarkStart w:id="84" w:name="exm-flat-prior-posterior"/>
+    <w:bookmarkEnd w:id="86"/>
+    <w:bookmarkStart w:id="87" w:name="exm-flat-prior-posterior"/>
     <w:p>
       <w:pPr>
         <w:pStyle w:val="BodyText"/>
@@ -31516,9 +31576,9 @@
         <w:t xml:space="preserve">and so its mode, but a mean depends on the whole distribution.</w:t>
       </w:r>
     </w:p>
-    <w:bookmarkEnd w:id="84"/>
-    <w:bookmarkEnd w:id="85"/>
-    <w:bookmarkStart w:id="89" w:name="sec-bayes-skeptical"/>
+    <w:bookmarkEnd w:id="87"/>
+    <w:bookmarkEnd w:id="88"/>
+    <w:bookmarkStart w:id="92" w:name="sec-bayes-skeptical"/>
     <w:p>
       <w:pPr>
         <w:pStyle w:val="Heading3"/>
@@ -31527,7 +31587,7 @@
         <w:t xml:space="preserve">3.3 A skeptical prior</w:t>
       </w:r>
     </w:p>
-    <w:bookmarkStart w:id="86" w:name="def-skeptical-prior"/>
+    <w:bookmarkStart w:id="89" w:name="def-skeptical-prior"/>
     <w:p>
       <w:pPr>
         <w:pStyle w:val="FirstParagraph"/>
@@ -31594,8 +31654,8 @@
         <w:t xml:space="preserve">.</w:t>
       </w:r>
     </w:p>
-    <w:bookmarkEnd w:id="86"/>
-    <w:bookmarkStart w:id="87" w:name="rem-skeptical-prior-meaning"/>
+    <w:bookmarkEnd w:id="89"/>
+    <w:bookmarkStart w:id="90" w:name="rem-skeptical-prior-meaning"/>
     <w:p>
       <w:pPr>
         <w:pStyle w:val="BodyText"/>
@@ -31620,8 +31680,8 @@
         <w:t xml:space="preserve">to overturn a default of no effect.</w:t>
       </w:r>
     </w:p>
-    <w:bookmarkEnd w:id="87"/>
-    <w:bookmarkStart w:id="88" w:name="exm-skeptical-prior"/>
+    <w:bookmarkEnd w:id="90"/>
+    <w:bookmarkStart w:id="91" w:name="exm-skeptical-prior"/>
     <w:p>
       <w:pPr>
         <w:pStyle w:val="BodyText"/>
@@ -33937,10 +33997,10 @@
         <w:t xml:space="preserve">.</w:t>
       </w:r>
     </w:p>
-    <w:bookmarkEnd w:id="88"/>
-    <w:bookmarkEnd w:id="89"/>
-    <w:bookmarkEnd w:id="90"/>
-    <w:bookmarkStart w:id="119" w:name="sec-bayes-predictive-checks"/>
+    <w:bookmarkEnd w:id="91"/>
+    <w:bookmarkEnd w:id="92"/>
+    <w:bookmarkEnd w:id="93"/>
+    <w:bookmarkStart w:id="122" w:name="sec-bayes-predictive-checks"/>
     <w:p>
       <w:pPr>
         <w:pStyle w:val="Heading2"/>
@@ -34004,7 +34064,7 @@
       <w:r>
         <w:t xml:space="preserve"> </w:t>
       </w:r>
-      <w:hyperlink r:id="rId91">
+      <w:hyperlink r:id="rId94">
         <w:r>
           <w:rPr>
             <w:rStyle w:val="Hyperlink"/>
@@ -34021,7 +34081,7 @@
         <w:t xml:space="preserve">(Statistical Rethinking 2026, Lecture A03).</w:t>
       </w:r>
     </w:p>
-    <w:bookmarkStart w:id="92" w:name="def-prior-predictive"/>
+    <w:bookmarkStart w:id="95" w:name="def-prior-predictive"/>
     <w:p>
       <w:pPr>
         <w:pStyle w:val="BodyText"/>
@@ -34357,8 +34417,8 @@
         <w:t xml:space="preserve">.</w:t>
       </w:r>
     </w:p>
-    <w:bookmarkEnd w:id="92"/>
-    <w:bookmarkStart w:id="93" w:name="exm-prior-predictive"/>
+    <w:bookmarkEnd w:id="95"/>
+    <w:bookmarkStart w:id="96" w:name="exm-prior-predictive"/>
     <w:p>
       <w:pPr>
         <w:pStyle w:val="BodyText"/>
@@ -36256,8 +36316,8 @@
         <w:t xml:space="preserve">#&gt; {'smallest': np.float64(0.005263157894736842), 'largest': np.float64(0.005263157894736846), 'one_over_n_plus_1': 0.005263157894736842}</w:t>
       </w:r>
     </w:p>
-    <w:bookmarkEnd w:id="93"/>
-    <w:bookmarkStart w:id="94" w:name="def-posterior-predictive"/>
+    <w:bookmarkEnd w:id="96"/>
+    <w:bookmarkStart w:id="97" w:name="def-posterior-predictive"/>
     <w:p>
       <w:pPr>
         <w:pStyle w:val="FirstParagraph"/>
@@ -36923,8 +36983,8 @@
         <w:t xml:space="preserve">gives the posterior predictive distribution of replicated data.</w:t>
       </w:r>
     </w:p>
-    <w:bookmarkEnd w:id="94"/>
-    <w:bookmarkStart w:id="95" w:name="exm-posterior-predictive"/>
+    <w:bookmarkEnd w:id="97"/>
+    <w:bookmarkStart w:id="98" w:name="exm-posterior-predictive"/>
     <w:p>
       <w:pPr>
         <w:pStyle w:val="BodyText"/>
@@ -38557,8 +38617,8 @@
         <w:t xml:space="preserve">#&gt; {'simulated': np.float64(0.3929), 'exact': np.float64(0.39267015706806285)}</w:t>
       </w:r>
     </w:p>
-    <w:bookmarkEnd w:id="95"/>
-    <w:bookmarkStart w:id="96" w:name="def-test-quantity"/>
+    <w:bookmarkEnd w:id="98"/>
+    <w:bookmarkStart w:id="99" w:name="def-test-quantity"/>
     <w:p>
       <w:pPr>
         <w:pStyle w:val="FirstParagraph"/>
@@ -38638,8 +38698,8 @@
         <w:t xml:space="preserve">.</w:t>
       </w:r>
     </w:p>
-    <w:bookmarkEnd w:id="96"/>
-    <w:bookmarkStart w:id="97" w:name="exm-test-quantity"/>
+    <w:bookmarkEnd w:id="99"/>
+    <w:bookmarkStart w:id="100" w:name="exm-test-quantity"/>
     <w:p>
       <w:pPr>
         <w:pStyle w:val="BodyText"/>
@@ -39995,8 +40055,8 @@
         <w:t xml:space="preserve">#&gt; {'T1': np.int64(74), 'T2': np.float64(0.36256218905472637)}</w:t>
       </w:r>
     </w:p>
-    <w:bookmarkEnd w:id="97"/>
-    <w:bookmarkStart w:id="98" w:name="def-prior-predictive-check"/>
+    <w:bookmarkEnd w:id="100"/>
+    <w:bookmarkStart w:id="101" w:name="def-prior-predictive-check"/>
     <w:p>
       <w:pPr>
         <w:pStyle w:val="FirstParagraph"/>
@@ -40155,8 +40215,8 @@
         <w:t xml:space="preserve">.</w:t>
       </w:r>
     </w:p>
-    <w:bookmarkEnd w:id="98"/>
-    <w:bookmarkStart w:id="106" w:name="exm-prior-predictive-check"/>
+    <w:bookmarkEnd w:id="101"/>
+    <w:bookmarkStart w:id="109" w:name="exm-prior-predictive-check"/>
     <w:p>
       <w:pPr>
         <w:pStyle w:val="BodyText"/>
@@ -41846,7 +41906,7 @@
       <w:tr>
         <w:tc>
           <w:tcPr/>
-          <w:bookmarkStart w:id="105" w:name="fig-prior-predictive-check"/>
+          <w:bookmarkStart w:id="108" w:name="fig-prior-predictive-check"/>
           <w:p>
             <w:pPr>
               <w:pStyle w:val="Heading4"/>
@@ -42201,18 +42261,18 @@
                 <wp:inline>
                   <wp:extent cx="4620126" cy="3696101"/>
                   <wp:effectExtent b="0" l="0" r="0" t="0"/>
-                  <wp:docPr descr="" title="" id="100" name="Picture"/>
+                  <wp:docPr descr="" title="" id="103" name="Picture"/>
                   <a:graphic>
                     <a:graphicData uri="http://schemas.openxmlformats.org/drawingml/2006/picture">
                       <pic:pic>
                         <pic:nvPicPr>
-                          <pic:cNvPr descr="bayesian-inference_files/figure-docx/prior-predictive-check-plot-1.png" id="101" name="Picture"/>
+                          <pic:cNvPr descr="bayesian-inference_files/figure-docx/prior-predictive-check-plot-1.png" id="104" name="Picture"/>
                           <pic:cNvPicPr>
                             <a:picLocks noChangeArrowheads="1" noChangeAspect="1"/>
                           </pic:cNvPicPr>
                         </pic:nvPicPr>
                         <pic:blipFill>
-                          <a:blip r:embed="rId99"/>
+                          <a:blip r:embed="rId102"/>
                           <a:stretch>
                             <a:fillRect/>
                           </a:stretch>
@@ -42680,18 +42740,18 @@
                 <wp:inline>
                   <wp:extent cx="5334000" cy="2333625"/>
                   <wp:effectExtent b="0" l="0" r="0" t="0"/>
-                  <wp:docPr descr="" title="" id="103" name="Picture"/>
+                  <wp:docPr descr="" title="" id="106" name="Picture"/>
                   <a:graphic>
                     <a:graphicData uri="http://schemas.openxmlformats.org/drawingml/2006/picture">
                       <pic:pic>
                         <pic:nvPicPr>
-                          <pic:cNvPr descr="bayesian-inference_files/figure-docx/prior-predictive-check-plot-py-1.png" id="104" name="Picture"/>
+                          <pic:cNvPr descr="bayesian-inference_files/figure-docx/prior-predictive-check-plot-py-1.png" id="107" name="Picture"/>
                           <pic:cNvPicPr>
                             <a:picLocks noChangeArrowheads="1" noChangeAspect="1"/>
                           </pic:cNvPicPr>
                         </pic:nvPicPr>
                         <pic:blipFill>
-                          <a:blip r:embed="rId102"/>
+                          <a:blip r:embed="rId105"/>
                           <a:stretch>
                             <a:fillRect/>
                           </a:stretch>
@@ -42764,7 +42824,7 @@
               <w:t xml:space="preserve">The dashed line is the observed count, 74.</w:t>
             </w:r>
           </w:p>
-          <w:bookmarkEnd w:id="105"/>
+          <w:bookmarkEnd w:id="108"/>
         </w:tc>
       </w:tr>
     </w:tbl>
@@ -42875,8 +42935,8 @@
         <w:t xml:space="preserve">before trusting a posterior built on it.</w:t>
       </w:r>
     </w:p>
-    <w:bookmarkEnd w:id="106"/>
-    <w:bookmarkStart w:id="107" w:name="def-posterior-predictive-check"/>
+    <w:bookmarkEnd w:id="109"/>
+    <w:bookmarkStart w:id="110" w:name="def-posterior-predictive-check"/>
     <w:p>
       <w:pPr>
         <w:pStyle w:val="BodyText"/>
@@ -43119,8 +43179,8 @@
         <w:t xml:space="preserve">.</w:t>
       </w:r>
     </w:p>
-    <w:bookmarkEnd w:id="107"/>
-    <w:bookmarkStart w:id="115" w:name="exm-posterior-predictive-check"/>
+    <w:bookmarkEnd w:id="110"/>
+    <w:bookmarkStart w:id="118" w:name="exm-posterior-predictive-check"/>
     <w:p>
       <w:pPr>
         <w:pStyle w:val="BodyText"/>
@@ -45208,7 +45268,7 @@
       <w:tr>
         <w:tc>
           <w:tcPr/>
-          <w:bookmarkStart w:id="114" w:name="fig-posterior-predictive-check"/>
+          <w:bookmarkStart w:id="117" w:name="fig-posterior-predictive-check"/>
           <w:p>
             <w:pPr>
               <w:pStyle w:val="Heading4"/>
@@ -45608,18 +45668,18 @@
                 <wp:inline>
                   <wp:extent cx="4620126" cy="3696101"/>
                   <wp:effectExtent b="0" l="0" r="0" t="0"/>
-                  <wp:docPr descr="" title="" id="109" name="Picture"/>
+                  <wp:docPr descr="" title="" id="112" name="Picture"/>
                   <a:graphic>
                     <a:graphicData uri="http://schemas.openxmlformats.org/drawingml/2006/picture">
                       <pic:pic>
                         <pic:nvPicPr>
-                          <pic:cNvPr descr="bayesian-inference_files/figure-docx/posterior-predictive-check-plot-1.png" id="110" name="Picture"/>
+                          <pic:cNvPr descr="bayesian-inference_files/figure-docx/posterior-predictive-check-plot-1.png" id="113" name="Picture"/>
                           <pic:cNvPicPr>
                             <a:picLocks noChangeArrowheads="1" noChangeAspect="1"/>
                           </pic:cNvPicPr>
                         </pic:nvPicPr>
                         <pic:blipFill>
-                          <a:blip r:embed="rId108"/>
+                          <a:blip r:embed="rId111"/>
                           <a:stretch>
                             <a:fillRect/>
                           </a:stretch>
@@ -46006,18 +46066,18 @@
                 <wp:inline>
                   <wp:extent cx="5334000" cy="2333625"/>
                   <wp:effectExtent b="0" l="0" r="0" t="0"/>
-                  <wp:docPr descr="" title="" id="112" name="Picture"/>
+                  <wp:docPr descr="" title="" id="115" name="Picture"/>
                   <a:graphic>
                     <a:graphicData uri="http://schemas.openxmlformats.org/drawingml/2006/picture">
                       <pic:pic>
                         <pic:nvPicPr>
-                          <pic:cNvPr descr="bayesian-inference_files/figure-docx/posterior-predictive-check-plot-py-1.png" id="113" name="Picture"/>
+                          <pic:cNvPr descr="bayesian-inference_files/figure-docx/posterior-predictive-check-plot-py-1.png" id="116" name="Picture"/>
                           <pic:cNvPicPr>
                             <a:picLocks noChangeArrowheads="1" noChangeAspect="1"/>
                           </pic:cNvPicPr>
                         </pic:nvPicPr>
                         <pic:blipFill>
-                          <a:blip r:embed="rId111"/>
+                          <a:blip r:embed="rId114"/>
                           <a:stretch>
                             <a:fillRect/>
                           </a:stretch>
@@ -46145,7 +46205,7 @@
               <w:t xml:space="preserve">data.</w:t>
             </w:r>
           </w:p>
-          <w:bookmarkEnd w:id="114"/>
+          <w:bookmarkEnd w:id="117"/>
         </w:tc>
       </w:tr>
     </w:tbl>
@@ -46207,8 +46267,8 @@
         <w:t xml:space="preserve">for everyone cannot reproduce that.</w:t>
       </w:r>
     </w:p>
-    <w:bookmarkEnd w:id="115"/>
-    <w:bookmarkStart w:id="116" w:name="def-ppp-value"/>
+    <w:bookmarkEnd w:id="118"/>
+    <w:bookmarkStart w:id="119" w:name="def-ppp-value"/>
     <w:p>
       <w:pPr>
         <w:pStyle w:val="BodyText"/>
@@ -46598,8 +46658,8 @@
         <w:t xml:space="preserve">A value near 0 or 1 means the observed data are unusual under the model.</w:t>
       </w:r>
     </w:p>
-    <w:bookmarkEnd w:id="116"/>
-    <w:bookmarkStart w:id="118" w:name="exm-ppp-value"/>
+    <w:bookmarkEnd w:id="119"/>
+    <w:bookmarkStart w:id="121" w:name="exm-ppp-value"/>
     <w:p>
       <w:pPr>
         <w:pStyle w:val="BodyText"/>
@@ -46954,7 +47014,7 @@
       <w:r>
         <w:t xml:space="preserve"> </w:t>
       </w:r>
-      <w:hyperlink r:id="rId117">
+      <w:hyperlink r:id="rId120">
         <w:r>
           <w:rPr>
             <w:rStyle w:val="Hyperlink"/>
@@ -46969,9 +47029,9 @@
         <w:t xml:space="preserve">fitted on the companion page.</w:t>
       </w:r>
     </w:p>
-    <w:bookmarkEnd w:id="118"/>
-    <w:bookmarkEnd w:id="119"/>
-    <w:bookmarkStart w:id="127" w:name="sec-bayes-hierarchies"/>
+    <w:bookmarkEnd w:id="121"/>
+    <w:bookmarkEnd w:id="122"/>
+    <w:bookmarkStart w:id="130" w:name="sec-bayes-hierarchies"/>
     <w:p>
       <w:pPr>
         <w:pStyle w:val="Heading2"/>
@@ -46980,7 +47040,7 @@
         <w:t xml:space="preserve">5 Distributions and hierarchies</w:t>
       </w:r>
     </w:p>
-    <w:bookmarkStart w:id="120" w:name="def-hierarchical-model"/>
+    <w:bookmarkStart w:id="123" w:name="def-hierarchical-model"/>
     <w:p>
       <w:pPr>
         <w:pStyle w:val="FirstParagraph"/>
@@ -47052,8 +47112,8 @@
         <w:t xml:space="preserve">.</w:t>
       </w:r>
     </w:p>
-    <w:bookmarkEnd w:id="120"/>
-    <w:bookmarkStart w:id="121" w:name="rem-hierarchical-model-structure"/>
+    <w:bookmarkEnd w:id="123"/>
+    <w:bookmarkStart w:id="124" w:name="rem-hierarchical-model-structure"/>
     <w:p>
       <w:pPr>
         <w:pStyle w:val="BodyText"/>
@@ -47109,8 +47169,8 @@
         <w:t xml:space="preserve">).</w:t>
       </w:r>
     </w:p>
-    <w:bookmarkEnd w:id="121"/>
-    <w:bookmarkStart w:id="122" w:name="def-hyperparameter"/>
+    <w:bookmarkEnd w:id="124"/>
+    <w:bookmarkStart w:id="125" w:name="def-hyperparameter"/>
     <w:p>
       <w:pPr>
         <w:pStyle w:val="BodyText"/>
@@ -47171,8 +47231,8 @@
         <w:t xml:space="preserve">of the distribution of the group-level parameters.</w:t>
       </w:r>
     </w:p>
-    <w:bookmarkEnd w:id="122"/>
-    <w:bookmarkStart w:id="123" w:name="def-hyperprior"/>
+    <w:bookmarkEnd w:id="125"/>
+    <w:bookmarkStart w:id="126" w:name="def-hyperprior"/>
     <w:p>
       <w:pPr>
         <w:pStyle w:val="BodyText"/>
@@ -47247,8 +47307,8 @@
         <w:t xml:space="preserve">.</w:t>
       </w:r>
     </w:p>
-    <w:bookmarkEnd w:id="123"/>
-    <w:bookmarkStart w:id="124" w:name="exm-two-level-normal"/>
+    <w:bookmarkEnd w:id="126"/>
+    <w:bookmarkStart w:id="127" w:name="exm-two-level-normal"/>
     <w:p>
       <w:pPr>
         <w:pStyle w:val="BodyText"/>
@@ -47752,7 +47812,7 @@
         <w:t xml:space="preserve">.</w:t>
       </w:r>
     </w:p>
-    <w:bookmarkEnd w:id="124"/>
+    <w:bookmarkEnd w:id="127"/>
     <w:p>
       <w:pPr>
         <w:pStyle w:val="BodyText"/>
@@ -47885,7 +47945,7 @@
       <w:r>
         <w:t xml:space="preserve"> </w:t>
       </w:r>
-      <w:hyperlink r:id="rId125">
+      <w:hyperlink r:id="rId128">
         <w:r>
           <w:rPr>
             <w:rStyle w:val="Hyperlink"/>
@@ -47967,7 +48027,7 @@
       <w:r>
         <w:t xml:space="preserve"> </w:t>
       </w:r>
-      <w:hyperlink r:id="rId126">
+      <w:hyperlink r:id="rId129">
         <w:r>
           <w:rPr>
             <w:rStyle w:val="Hyperlink"/>
@@ -47984,8 +48044,8 @@
         <w:t xml:space="preserve">(Statistical Rethinking 2026, Lecture B01).</w:t>
       </w:r>
     </w:p>
-    <w:bookmarkEnd w:id="127"/>
-    <w:bookmarkStart w:id="141" w:name="sec-bayes-resources"/>
+    <w:bookmarkEnd w:id="130"/>
+    <w:bookmarkStart w:id="144" w:name="sec-bayes-resources"/>
     <w:p>
       <w:pPr>
         <w:pStyle w:val="Heading2"/>
@@ -48002,91 +48062,13 @@
         <w:t xml:space="preserve">The following resources cover Bayesian inference in more depth.</w:t>
       </w:r>
     </w:p>
-    <w:bookmarkStart w:id="136" w:name="uc-davis-courses"/>
+    <w:bookmarkStart w:id="139" w:name="uc-davis-courses"/>
     <w:p>
       <w:pPr>
         <w:pStyle w:val="Heading3"/>
       </w:pPr>
       <w:r>
         <w:t xml:space="preserve">6.1 UC Davis courses</w:t>
-      </w:r>
-    </w:p>
-    <w:p>
-      <w:pPr>
-        <w:pStyle w:val="Compact"/>
-        <w:numPr>
-          <w:ilvl w:val="0"/>
-          <w:numId w:val="1007"/>
-        </w:numPr>
-      </w:pPr>
-      <w:hyperlink r:id="rId128">
-        <w:r>
-          <w:rPr>
-            <w:rStyle w:val="Hyperlink"/>
-          </w:rPr>
-          <w:t xml:space="preserve">STA 015C</w:t>
-        </w:r>
-      </w:hyperlink>
-      <w:r>
-        <w:t xml:space="preserve">:</w:t>
-      </w:r>
-      <w:r>
-        <w:t xml:space="preserve"> </w:t>
-      </w:r>
-      <w:r>
-        <w:t xml:space="preserve">“Introduction to Statistical Data Science III”</w:t>
-      </w:r>
-    </w:p>
-    <w:p>
-      <w:pPr>
-        <w:pStyle w:val="Compact"/>
-        <w:numPr>
-          <w:ilvl w:val="0"/>
-          <w:numId w:val="1007"/>
-        </w:numPr>
-      </w:pPr>
-      <w:hyperlink r:id="rId129">
-        <w:r>
-          <w:rPr>
-            <w:rStyle w:val="Hyperlink"/>
-          </w:rPr>
-          <w:t xml:space="preserve">STA 035C</w:t>
-        </w:r>
-      </w:hyperlink>
-      <w:r>
-        <w:t xml:space="preserve">:</w:t>
-      </w:r>
-      <w:r>
-        <w:t xml:space="preserve"> </w:t>
-      </w:r>
-      <w:r>
-        <w:t xml:space="preserve">“Statistical Data Science III”</w:t>
-      </w:r>
-    </w:p>
-    <w:p>
-      <w:pPr>
-        <w:pStyle w:val="Compact"/>
-        <w:numPr>
-          <w:ilvl w:val="0"/>
-          <w:numId w:val="1007"/>
-        </w:numPr>
-      </w:pPr>
-      <w:hyperlink r:id="rId130">
-        <w:r>
-          <w:rPr>
-            <w:rStyle w:val="Hyperlink"/>
-          </w:rPr>
-          <w:t xml:space="preserve">STA 145</w:t>
-        </w:r>
-      </w:hyperlink>
-      <w:r>
-        <w:t xml:space="preserve">:</w:t>
-      </w:r>
-      <w:r>
-        <w:t xml:space="preserve"> </w:t>
-      </w:r>
-      <w:r>
-        <w:t xml:space="preserve">“Bayesian Statistical Inference”</w:t>
       </w:r>
     </w:p>
     <w:p>
@@ -48102,7 +48084,7 @@
           <w:rPr>
             <w:rStyle w:val="Hyperlink"/>
           </w:rPr>
-          <w:t xml:space="preserve">ECL 234</w:t>
+          <w:t xml:space="preserve">STA 015C</w:t>
         </w:r>
       </w:hyperlink>
       <w:r>
@@ -48112,7 +48094,7 @@
         <w:t xml:space="preserve"> </w:t>
       </w:r>
       <w:r>
-        <w:t xml:space="preserve">“Bayesian Models - A Statistical Primer”</w:t>
+        <w:t xml:space="preserve">“Introduction to Statistical Data Science III”</w:t>
       </w:r>
     </w:p>
     <w:p>
@@ -48128,7 +48110,7 @@
           <w:rPr>
             <w:rStyle w:val="Hyperlink"/>
           </w:rPr>
-          <w:t xml:space="preserve">PLS 207</w:t>
+          <w:t xml:space="preserve">STA 035C</w:t>
         </w:r>
       </w:hyperlink>
       <w:r>
@@ -48138,7 +48120,7 @@
         <w:t xml:space="preserve"> </w:t>
       </w:r>
       <w:r>
-        <w:t xml:space="preserve">“Applied Statistical Modeling for the Environmental Sciences”</w:t>
+        <w:t xml:space="preserve">“Statistical Data Science III”</w:t>
       </w:r>
     </w:p>
     <w:p>
@@ -48154,7 +48136,7 @@
           <w:rPr>
             <w:rStyle w:val="Hyperlink"/>
           </w:rPr>
-          <w:t xml:space="preserve">PSC 205H</w:t>
+          <w:t xml:space="preserve">STA 145</w:t>
         </w:r>
       </w:hyperlink>
       <w:r>
@@ -48164,7 +48146,7 @@
         <w:t xml:space="preserve"> </w:t>
       </w:r>
       <w:r>
-        <w:t xml:space="preserve">“Applied Bayesian Statistics for Social Scientists”</w:t>
+        <w:t xml:space="preserve">“Bayesian Statistical Inference”</w:t>
       </w:r>
     </w:p>
     <w:p>
@@ -48180,7 +48162,7 @@
           <w:rPr>
             <w:rStyle w:val="Hyperlink"/>
           </w:rPr>
-          <w:t xml:space="preserve">POL 280</w:t>
+          <w:t xml:space="preserve">ECL 234</w:t>
         </w:r>
       </w:hyperlink>
       <w:r>
@@ -48190,7 +48172,7 @@
         <w:t xml:space="preserve"> </w:t>
       </w:r>
       <w:r>
-        <w:t xml:space="preserve">“Bayesian Methods: for Social &amp; Behavioral Sciences”</w:t>
+        <w:t xml:space="preserve">“Bayesian Models - A Statistical Primer”</w:t>
       </w:r>
     </w:p>
     <w:p>
@@ -48206,6 +48188,84 @@
           <w:rPr>
             <w:rStyle w:val="Hyperlink"/>
           </w:rPr>
+          <w:t xml:space="preserve">PLS 207</w:t>
+        </w:r>
+      </w:hyperlink>
+      <w:r>
+        <w:t xml:space="preserve">:</w:t>
+      </w:r>
+      <w:r>
+        <w:t xml:space="preserve"> </w:t>
+      </w:r>
+      <w:r>
+        <w:t xml:space="preserve">“Applied Statistical Modeling for the Environmental Sciences”</w:t>
+      </w:r>
+    </w:p>
+    <w:p>
+      <w:pPr>
+        <w:pStyle w:val="Compact"/>
+        <w:numPr>
+          <w:ilvl w:val="0"/>
+          <w:numId w:val="1007"/>
+        </w:numPr>
+      </w:pPr>
+      <w:hyperlink r:id="rId136">
+        <w:r>
+          <w:rPr>
+            <w:rStyle w:val="Hyperlink"/>
+          </w:rPr>
+          <w:t xml:space="preserve">PSC 205H</w:t>
+        </w:r>
+      </w:hyperlink>
+      <w:r>
+        <w:t xml:space="preserve">:</w:t>
+      </w:r>
+      <w:r>
+        <w:t xml:space="preserve"> </w:t>
+      </w:r>
+      <w:r>
+        <w:t xml:space="preserve">“Applied Bayesian Statistics for Social Scientists”</w:t>
+      </w:r>
+    </w:p>
+    <w:p>
+      <w:pPr>
+        <w:pStyle w:val="Compact"/>
+        <w:numPr>
+          <w:ilvl w:val="0"/>
+          <w:numId w:val="1007"/>
+        </w:numPr>
+      </w:pPr>
+      <w:hyperlink r:id="rId137">
+        <w:r>
+          <w:rPr>
+            <w:rStyle w:val="Hyperlink"/>
+          </w:rPr>
+          <w:t xml:space="preserve">POL 280</w:t>
+        </w:r>
+      </w:hyperlink>
+      <w:r>
+        <w:t xml:space="preserve">:</w:t>
+      </w:r>
+      <w:r>
+        <w:t xml:space="preserve"> </w:t>
+      </w:r>
+      <w:r>
+        <w:t xml:space="preserve">“Bayesian Methods: for Social &amp; Behavioral Sciences”</w:t>
+      </w:r>
+    </w:p>
+    <w:p>
+      <w:pPr>
+        <w:pStyle w:val="Compact"/>
+        <w:numPr>
+          <w:ilvl w:val="0"/>
+          <w:numId w:val="1007"/>
+        </w:numPr>
+      </w:pPr>
+      <w:hyperlink r:id="rId138">
+        <w:r>
+          <w:rPr>
+            <w:rStyle w:val="Hyperlink"/>
+          </w:rPr>
           <w:t xml:space="preserve">BAX 442</w:t>
         </w:r>
       </w:hyperlink>
@@ -48219,8 +48279,8 @@
         <w:t xml:space="preserve">“Advanced Statistics”</w:t>
       </w:r>
     </w:p>
-    <w:bookmarkEnd w:id="136"/>
-    <w:bookmarkStart w:id="140" w:name="books"/>
+    <w:bookmarkEnd w:id="139"/>
+    <w:bookmarkStart w:id="143" w:name="books"/>
     <w:p>
       <w:pPr>
         <w:pStyle w:val="Heading3"/>
@@ -48282,7 +48342,7 @@
       <w:r>
         <w:t xml:space="preserve"> </w:t>
       </w:r>
-      <w:hyperlink r:id="rId131">
+      <w:hyperlink r:id="rId134">
         <w:r>
           <w:rPr>
             <w:rStyle w:val="Hyperlink"/>
@@ -48311,7 +48371,7 @@
       <w:r>
         <w:t xml:space="preserve"> </w:t>
       </w:r>
-      <w:hyperlink r:id="rId137">
+      <w:hyperlink r:id="rId140">
         <w:r>
           <w:rPr>
             <w:rStyle w:val="Hyperlink"/>
@@ -48331,7 +48391,7 @@
       <w:r>
         <w:t xml:space="preserve"> </w:t>
       </w:r>
-      <w:hyperlink r:id="rId138">
+      <w:hyperlink r:id="rId141">
         <w:r>
           <w:rPr>
             <w:rStyle w:val="Hyperlink"/>
@@ -48351,7 +48411,7 @@
       <w:r>
         <w:t xml:space="preserve"> </w:t>
       </w:r>
-      <w:hyperlink r:id="rId139">
+      <w:hyperlink r:id="rId142">
         <w:r>
           <w:rPr>
             <w:rStyle w:val="Hyperlink"/>
@@ -48419,7 +48479,7 @@
       <w:r>
         <w:t xml:space="preserve"> </w:t>
       </w:r>
-      <w:hyperlink r:id="rId132">
+      <w:hyperlink r:id="rId135">
         <w:r>
           <w:rPr>
             <w:rStyle w:val="Hyperlink"/>
@@ -48428,9 +48488,9 @@
         </w:r>
       </w:hyperlink>
     </w:p>
-    <w:bookmarkEnd w:id="140"/>
-    <w:bookmarkEnd w:id="141"/>
-    <w:bookmarkStart w:id="163" w:name="references"/>
+    <w:bookmarkEnd w:id="143"/>
+    <w:bookmarkEnd w:id="144"/>
+    <w:bookmarkStart w:id="166" w:name="references"/>
     <w:p>
       <w:pPr>
         <w:pStyle w:val="Heading2"/>
@@ -48439,8 +48499,8 @@
         <w:t xml:space="preserve">References</w:t>
       </w:r>
     </w:p>
-    <w:bookmarkStart w:id="162" w:name="refs"/>
-    <w:bookmarkStart w:id="143" w:name="ref-aragon2018population"/>
+    <w:bookmarkStart w:id="165" w:name="refs"/>
+    <w:bookmarkStart w:id="146" w:name="ref-aragon2018population"/>
     <w:p>
       <w:pPr>
         <w:pStyle w:val="Bibliography"/>
@@ -48492,7 +48552,7 @@
       <w:r>
         <w:t xml:space="preserve"> </w:t>
       </w:r>
-      <w:hyperlink r:id="rId142">
+      <w:hyperlink r:id="rId145">
         <w:r>
           <w:rPr>
             <w:rStyle w:val="Hyperlink"/>
@@ -48504,8 +48564,8 @@
         <w:t xml:space="preserve">.</w:t>
       </w:r>
     </w:p>
-    <w:bookmarkEnd w:id="143"/>
-    <w:bookmarkStart w:id="145" w:name="ref-CaseBerg01"/>
+    <w:bookmarkEnd w:id="146"/>
+    <w:bookmarkStart w:id="148" w:name="ref-CaseBerg01"/>
     <w:p>
       <w:pPr>
         <w:pStyle w:val="Bibliography"/>
@@ -48529,7 +48589,7 @@
       <w:r>
         <w:t xml:space="preserve"> </w:t>
       </w:r>
-      <w:hyperlink r:id="rId144">
+      <w:hyperlink r:id="rId147">
         <w:r>
           <w:rPr>
             <w:rStyle w:val="Hyperlink"/>
@@ -48541,8 +48601,8 @@
         <w:t xml:space="preserve">.</w:t>
       </w:r>
     </w:p>
-    <w:bookmarkEnd w:id="145"/>
-    <w:bookmarkStart w:id="147" w:name="ref-CowlesMaryKathryn2013ABSW"/>
+    <w:bookmarkEnd w:id="148"/>
+    <w:bookmarkStart w:id="150" w:name="ref-CowlesMaryKathryn2013ABSW"/>
     <w:p>
       <w:pPr>
         <w:pStyle w:val="Bibliography"/>
@@ -48622,7 +48682,7 @@
       <w:r>
         <w:t xml:space="preserve"> </w:t>
       </w:r>
-      <w:hyperlink r:id="rId146">
+      <w:hyperlink r:id="rId149">
         <w:r>
           <w:rPr>
             <w:rStyle w:val="Hyperlink"/>
@@ -48634,8 +48694,8 @@
         <w:t xml:space="preserve">.</w:t>
       </w:r>
     </w:p>
-    <w:bookmarkEnd w:id="147"/>
-    <w:bookmarkStart w:id="149" w:name="ref-dobson4e"/>
+    <w:bookmarkEnd w:id="150"/>
+    <w:bookmarkStart w:id="152" w:name="ref-dobson4e"/>
     <w:p>
       <w:pPr>
         <w:pStyle w:val="Bibliography"/>
@@ -48659,7 +48719,7 @@
       <w:r>
         <w:t xml:space="preserve"> </w:t>
       </w:r>
-      <w:hyperlink r:id="rId148">
+      <w:hyperlink r:id="rId151">
         <w:r>
           <w:rPr>
             <w:rStyle w:val="Hyperlink"/>
@@ -48671,8 +48731,8 @@
         <w:t xml:space="preserve">.</w:t>
       </w:r>
     </w:p>
-    <w:bookmarkEnd w:id="149"/>
-    <w:bookmarkStart w:id="151" w:name="ref-gelman2013bda"/>
+    <w:bookmarkEnd w:id="152"/>
+    <w:bookmarkStart w:id="154" w:name="ref-gelman2013bda"/>
     <w:p>
       <w:pPr>
         <w:pStyle w:val="Bibliography"/>
@@ -48696,7 +48756,7 @@
       <w:r>
         <w:t xml:space="preserve"> </w:t>
       </w:r>
-      <w:hyperlink r:id="rId150">
+      <w:hyperlink r:id="rId153">
         <w:r>
           <w:rPr>
             <w:rStyle w:val="Hyperlink"/>
@@ -48708,8 +48768,8 @@
         <w:t xml:space="preserve">.</w:t>
       </w:r>
     </w:p>
-    <w:bookmarkEnd w:id="151"/>
-    <w:bookmarkStart w:id="152" w:name="ref-HobbsN.Thompson2015Bmas"/>
+    <w:bookmarkEnd w:id="154"/>
+    <w:bookmarkStart w:id="155" w:name="ref-HobbsN.Thompson2015Bmas"/>
     <w:p>
       <w:pPr>
         <w:pStyle w:val="Bibliography"/>
@@ -48731,8 +48791,8 @@
         <w:t xml:space="preserve">. STU - Student edition. Princeton University Press.</w:t>
       </w:r>
     </w:p>
-    <w:bookmarkEnd w:id="152"/>
-    <w:bookmarkStart w:id="153" w:name="ref-hosmer1989applied"/>
+    <w:bookmarkEnd w:id="155"/>
+    <w:bookmarkStart w:id="156" w:name="ref-hosmer1989applied"/>
     <w:p>
       <w:pPr>
         <w:pStyle w:val="Bibliography"/>
@@ -48754,8 +48814,8 @@
         <w:t xml:space="preserve">. Wiley.</w:t>
       </w:r>
     </w:p>
-    <w:bookmarkEnd w:id="153"/>
-    <w:bookmarkStart w:id="155" w:name="ref-kery-bayes-pop"/>
+    <w:bookmarkEnd w:id="156"/>
+    <w:bookmarkStart w:id="158" w:name="ref-kery-bayes-pop"/>
     <w:p>
       <w:pPr>
         <w:pStyle w:val="Bibliography"/>
@@ -48807,7 +48867,7 @@
       <w:r>
         <w:t xml:space="preserve"> </w:t>
       </w:r>
-      <w:hyperlink r:id="rId154">
+      <w:hyperlink r:id="rId157">
         <w:r>
           <w:rPr>
             <w:rStyle w:val="Hyperlink"/>
@@ -48819,8 +48879,8 @@
         <w:t xml:space="preserve">.</w:t>
       </w:r>
     </w:p>
-    <w:bookmarkEnd w:id="155"/>
-    <w:bookmarkStart w:id="156" w:name="ref-korner.bayes.ecology"/>
+    <w:bookmarkEnd w:id="158"/>
+    <w:bookmarkStart w:id="159" w:name="ref-korner.bayes.ecology"/>
     <w:p>
       <w:pPr>
         <w:pStyle w:val="Bibliography"/>
@@ -48898,8 +48958,8 @@
         <w:t xml:space="preserve">. 1st ed. Academic Press.</w:t>
       </w:r>
     </w:p>
-    <w:bookmarkEnd w:id="156"/>
-    <w:bookmarkStart w:id="157" w:name="ref-statrethink2e"/>
+    <w:bookmarkEnd w:id="159"/>
+    <w:bookmarkStart w:id="160" w:name="ref-statrethink2e"/>
     <w:p>
       <w:pPr>
         <w:pStyle w:val="Bibliography"/>
@@ -48991,8 +49051,8 @@
         <w:t xml:space="preserve">. Second edition. Chapman &amp; Hall/CRC Texts in Statistical Science Series. CRC Press.</w:t>
       </w:r>
     </w:p>
-    <w:bookmarkEnd w:id="157"/>
-    <w:bookmarkStart w:id="159" w:name="ref-rossbayes"/>
+    <w:bookmarkEnd w:id="160"/>
+    <w:bookmarkStart w:id="162" w:name="ref-rossbayes"/>
     <w:p>
       <w:pPr>
         <w:pStyle w:val="Bibliography"/>
@@ -49016,7 +49076,7 @@
       <w:r>
         <w:t xml:space="preserve"> </w:t>
       </w:r>
-      <w:hyperlink r:id="rId158">
+      <w:hyperlink r:id="rId161">
         <w:r>
           <w:rPr>
             <w:rStyle w:val="Hyperlink"/>
@@ -49028,8 +49088,8 @@
         <w:t xml:space="preserve">.</w:t>
       </w:r>
     </w:p>
-    <w:bookmarkEnd w:id="159"/>
-    <w:bookmarkStart w:id="161" w:name="ref-venables2002modern"/>
+    <w:bookmarkEnd w:id="162"/>
+    <w:bookmarkStart w:id="164" w:name="ref-venables2002modern"/>
     <w:p>
       <w:pPr>
         <w:pStyle w:val="Bibliography"/>
@@ -49067,7 +49127,7 @@
       <w:r>
         <w:t xml:space="preserve"> </w:t>
       </w:r>
-      <w:hyperlink r:id="rId160">
+      <w:hyperlink r:id="rId163">
         <w:r>
           <w:rPr>
             <w:rStyle w:val="Hyperlink"/>
@@ -49079,9 +49139,9 @@
         <w:t xml:space="preserve">.</w:t>
       </w:r>
     </w:p>
-    <w:bookmarkEnd w:id="161"/>
-    <w:bookmarkEnd w:id="162"/>
-    <w:bookmarkEnd w:id="163"/>
+    <w:bookmarkEnd w:id="164"/>
+    <w:bookmarkEnd w:id="165"/>
+    <w:bookmarkEnd w:id="166"/>
     <w:sectPr>
       <w:footnotePr>
         <w:numRestart w:val="eachSect"/>

--- a/pr-preview/pr-94/bayesian-inference-handout.docx
+++ b/pr-preview/pr-94/bayesian-inference-handout.docx
@@ -15,7 +15,7 @@
         <w:pStyle w:val="Date"/>
       </w:pPr>
       <w:r>
-        <w:t xml:space="preserve">Last modified: 2026-10-08 19:54:47 (PDT)</w:t>
+        <w:t xml:space="preserve">Last modified: 2026-10-09 01:53:04 (PDT)</w:t>
       </w:r>
     </w:p>
     <w:p>
@@ -981,7 +981,7 @@
     </w:p>
     <w:bookmarkEnd w:id="17"/>
     <w:bookmarkEnd w:id="18"/>
-    <w:bookmarkStart w:id="63" w:name="sec-bayes-equation"/>
+    <w:bookmarkStart w:id="66" w:name="sec-bayes-equation"/>
     <w:p>
       <w:pPr>
         <w:pStyle w:val="Heading2"/>
@@ -3228,55 +3228,9 @@
           <m:jc m:val="center"/>
         </m:oMathParaPr>
         <m:oMath>
-          <m:r>
-            <m:rPr>
-              <m:sty m:val="p"/>
-            </m:rPr>
-            <m:t>p</m:t>
-          </m:r>
-          <m:r>
-            <m:rPr>
-              <m:sty m:val="p"/>
-            </m:rPr>
-            <m:t>(</m:t>
-          </m:r>
-          <m:r>
-            <m:t>0.8</m:t>
-          </m:r>
-          <m:r>
-            <m:rPr>
-              <m:sty m:val="p"/>
-            </m:rPr>
-            <m:t>∣</m:t>
-          </m:r>
-          <m:acc>
-            <m:accPr>
-              <m:chr m:val="̃"/>
-            </m:accPr>
+          <m:eqArr>
             <m:e>
               <m:r>
-                <m:t>y</m:t>
-              </m:r>
-            </m:e>
-          </m:acc>
-          <m:r>
-            <m:rPr>
-              <m:sty m:val="p"/>
-            </m:rPr>
-            <m:t>)</m:t>
-          </m:r>
-          <m:r>
-            <m:rPr>
-              <m:sty m:val="p"/>
-            </m:rPr>
-            <m:t>=</m:t>
-          </m:r>
-          <m:f>
-            <m:fPr>
-              <m:type m:val="bar"/>
-            </m:fPr>
-            <m:num>
-              <m:r>
                 <m:rPr>
                   <m:sty m:val="p"/>
                 </m:rPr>
@@ -3287,6 +3241,15 @@
                   <m:sty m:val="p"/>
                 </m:rPr>
                 <m:t>(</m:t>
+              </m:r>
+              <m:r>
+                <m:t>0.8</m:t>
+              </m:r>
+              <m:r>
+                <m:rPr>
+                  <m:sty m:val="p"/>
+                </m:rPr>
+                <m:t>∣</m:t>
               </m:r>
               <m:acc>
                 <m:accPr>
@@ -3302,109 +3265,163 @@
                 <m:rPr>
                   <m:sty m:val="p"/>
                 </m:rPr>
-                <m:t>∣</m:t>
-              </m:r>
-              <m:r>
-                <m:t>0.8</m:t>
-              </m:r>
-              <m:r>
-                <m:rPr>
-                  <m:sty m:val="p"/>
-                </m:rPr>
                 <m:t>)</m:t>
               </m:r>
               <m:r>
-                <m:t> </m:t>
-              </m:r>
-              <m:r>
-                <m:rPr>
-                  <m:sty m:val="p"/>
-                </m:rPr>
-                <m:t>p</m:t>
-              </m:r>
-              <m:r>
-                <m:rPr>
-                  <m:sty m:val="p"/>
-                </m:rPr>
-                <m:t>(</m:t>
-              </m:r>
-              <m:r>
-                <m:t>0.8</m:t>
-              </m:r>
-              <m:r>
-                <m:rPr>
-                  <m:sty m:val="p"/>
-                </m:rPr>
-                <m:t>)</m:t>
-              </m:r>
-            </m:num>
-            <m:den>
-              <m:r>
-                <m:rPr>
-                  <m:sty m:val="p"/>
-                </m:rPr>
-                <m:t>p</m:t>
-              </m:r>
-              <m:r>
-                <m:rPr>
-                  <m:sty m:val="p"/>
-                </m:rPr>
-                <m:t>(</m:t>
-              </m:r>
-              <m:acc>
-                <m:accPr>
-                  <m:chr m:val="̃"/>
-                </m:accPr>
-                <m:e>
-                  <m:r>
-                    <m:t>y</m:t>
-                  </m:r>
-                </m:e>
-              </m:acc>
-              <m:r>
-                <m:rPr>
-                  <m:sty m:val="p"/>
-                </m:rPr>
-                <m:t>)</m:t>
-              </m:r>
-            </m:den>
-          </m:f>
-          <m:r>
-            <m:rPr>
-              <m:sty m:val="p"/>
-            </m:rPr>
-            <m:t>=</m:t>
-          </m:r>
-          <m:f>
-            <m:fPr>
-              <m:type m:val="bar"/>
-            </m:fPr>
-            <m:num>
-              <m:r>
-                <m:t>0.0512</m:t>
-              </m:r>
-            </m:num>
-            <m:den>
-              <m:r>
-                <m:t>0.1637</m:t>
-              </m:r>
-            </m:den>
-          </m:f>
-          <m:r>
-            <m:rPr>
-              <m:sty m:val="p"/>
-            </m:rPr>
-            <m:t>≈</m:t>
-          </m:r>
-          <m:r>
-            <m:t>0.313</m:t>
-          </m:r>
-          <m:r>
-            <m:rPr>
-              <m:sty m:val="p"/>
-            </m:rPr>
-            <m:t>,</m:t>
-          </m:r>
+                <m:t>&amp;</m:t>
+              </m:r>
+              <m:r>
+                <m:rPr>
+                  <m:sty m:val="p"/>
+                </m:rPr>
+                <m:t>=</m:t>
+              </m:r>
+              <m:f>
+                <m:fPr>
+                  <m:type m:val="bar"/>
+                </m:fPr>
+                <m:num>
+                  <m:r>
+                    <m:rPr>
+                      <m:sty m:val="p"/>
+                    </m:rPr>
+                    <m:t>p</m:t>
+                  </m:r>
+                  <m:r>
+                    <m:rPr>
+                      <m:sty m:val="p"/>
+                    </m:rPr>
+                    <m:t>(</m:t>
+                  </m:r>
+                  <m:acc>
+                    <m:accPr>
+                      <m:chr m:val="̃"/>
+                    </m:accPr>
+                    <m:e>
+                      <m:r>
+                        <m:t>y</m:t>
+                      </m:r>
+                    </m:e>
+                  </m:acc>
+                  <m:r>
+                    <m:rPr>
+                      <m:sty m:val="p"/>
+                    </m:rPr>
+                    <m:t>∣</m:t>
+                  </m:r>
+                  <m:r>
+                    <m:t>0.8</m:t>
+                  </m:r>
+                  <m:r>
+                    <m:rPr>
+                      <m:sty m:val="p"/>
+                    </m:rPr>
+                    <m:t>)</m:t>
+                  </m:r>
+                  <m:r>
+                    <m:t> </m:t>
+                  </m:r>
+                  <m:r>
+                    <m:rPr>
+                      <m:sty m:val="p"/>
+                    </m:rPr>
+                    <m:t>p</m:t>
+                  </m:r>
+                  <m:r>
+                    <m:rPr>
+                      <m:sty m:val="p"/>
+                    </m:rPr>
+                    <m:t>(</m:t>
+                  </m:r>
+                  <m:r>
+                    <m:t>0.8</m:t>
+                  </m:r>
+                  <m:r>
+                    <m:rPr>
+                      <m:sty m:val="p"/>
+                    </m:rPr>
+                    <m:t>)</m:t>
+                  </m:r>
+                </m:num>
+                <m:den>
+                  <m:r>
+                    <m:rPr>
+                      <m:sty m:val="p"/>
+                    </m:rPr>
+                    <m:t>p</m:t>
+                  </m:r>
+                  <m:r>
+                    <m:rPr>
+                      <m:sty m:val="p"/>
+                    </m:rPr>
+                    <m:t>(</m:t>
+                  </m:r>
+                  <m:acc>
+                    <m:accPr>
+                      <m:chr m:val="̃"/>
+                    </m:accPr>
+                    <m:e>
+                      <m:r>
+                        <m:t>y</m:t>
+                      </m:r>
+                    </m:e>
+                  </m:acc>
+                  <m:r>
+                    <m:rPr>
+                      <m:sty m:val="p"/>
+                    </m:rPr>
+                    <m:t>)</m:t>
+                  </m:r>
+                </m:den>
+              </m:f>
+            </m:e>
+            <m:e>
+              <m:r>
+                <m:t>&amp;</m:t>
+              </m:r>
+              <m:r>
+                <m:rPr>
+                  <m:sty m:val="p"/>
+                </m:rPr>
+                <m:t>=</m:t>
+              </m:r>
+              <m:f>
+                <m:fPr>
+                  <m:type m:val="bar"/>
+                </m:fPr>
+                <m:num>
+                  <m:r>
+                    <m:t>0.0512</m:t>
+                  </m:r>
+                </m:num>
+                <m:den>
+                  <m:r>
+                    <m:t>0.1637</m:t>
+                  </m:r>
+                </m:den>
+              </m:f>
+            </m:e>
+            <m:e>
+              <m:r>
+                <m:t>&amp;</m:t>
+              </m:r>
+              <m:r>
+                <m:rPr>
+                  <m:sty m:val="p"/>
+                </m:rPr>
+                <m:t>≈</m:t>
+              </m:r>
+              <m:r>
+                <m:t>0.313</m:t>
+              </m:r>
+              <m:r>
+                <m:rPr>
+                  <m:sty m:val="p"/>
+                </m:rPr>
+                <m:t>,</m:t>
+              </m:r>
+            </m:e>
+          </m:eqArr>
         </m:oMath>
       </m:oMathPara>
     </w:p>
@@ -6069,7 +6086,7 @@
         <w:t xml:space="preserve">.</w:t>
       </w:r>
     </w:p>
-    <w:bookmarkStart w:id="35" w:name="sec-bayes-normal-normal"/>
+    <w:bookmarkStart w:id="38" w:name="sec-bayes-normal-normal"/>
     <w:p>
       <w:pPr>
         <w:pStyle w:val="Heading3"/>
@@ -6078,7 +6095,7 @@
         <w:t xml:space="preserve">2.1 A Gaussian mean with a Gaussian prior</w:t>
       </w:r>
     </w:p>
-    <w:bookmarkStart w:id="34" w:name="exm-normal-normal"/>
+    <w:bookmarkStart w:id="37" w:name="exm-normal-normal"/>
     <w:p>
       <w:pPr>
         <w:pStyle w:val="FirstParagraph"/>
@@ -6407,6 +6424,7 @@
       <w:pPr>
         <w:pStyle w:val="BodyText"/>
       </w:pPr>
+      <w:bookmarkStart w:id="34" w:name="eq-normal-normal-exm"/>
       <m:oMathPara>
         <m:oMathParaPr>
           <m:jc m:val="center"/>
@@ -9039,8 +9057,27 @@
               </m:r>
             </m:e>
           </m:eqArr>
+          <m:r>
+            <m:t>  </m:t>
+          </m:r>
+          <m:r>
+            <m:rPr>
+              <m:sty m:val="p"/>
+            </m:rPr>
+            <m:t>(</m:t>
+          </m:r>
+          <m:r>
+            <m:t>6</m:t>
+          </m:r>
+          <m:r>
+            <m:rPr>
+              <m:sty m:val="p"/>
+            </m:rPr>
+            <m:t>)</m:t>
+          </m:r>
         </m:oMath>
       </m:oMathPara>
+      <w:bookmarkEnd w:id="34"/>
     </w:p>
     <w:p>
       <w:pPr>
@@ -9234,6 +9271,7 @@
       <w:pPr>
         <w:pStyle w:val="BodyText"/>
       </w:pPr>
+      <w:bookmarkStart w:id="35" w:name="eq-normal-normal-exm-2"/>
       <m:oMathPara>
         <m:oMathParaPr>
           <m:jc m:val="center"/>
@@ -10872,8 +10910,27 @@
               </m:r>
             </m:e>
           </m:eqArr>
+          <m:r>
+            <m:t>  </m:t>
+          </m:r>
+          <m:r>
+            <m:rPr>
+              <m:sty m:val="p"/>
+            </m:rPr>
+            <m:t>(</m:t>
+          </m:r>
+          <m:r>
+            <m:t>7</m:t>
+          </m:r>
+          <m:r>
+            <m:rPr>
+              <m:sty m:val="p"/>
+            </m:rPr>
+            <m:t>)</m:t>
+          </m:r>
         </m:oMath>
       </m:oMathPara>
+      <w:bookmarkEnd w:id="35"/>
     </w:p>
     <w:p>
       <w:pPr>
@@ -10960,6 +11017,7 @@
       <w:pPr>
         <w:pStyle w:val="BodyText"/>
       </w:pPr>
+      <w:bookmarkStart w:id="36" w:name="eq-normal-normal-exm-3"/>
       <m:oMathPara>
         <m:oMathParaPr>
           <m:jc m:val="center"/>
@@ -11091,8 +11149,27 @@
             </m:rPr>
             <m:t>.</m:t>
           </m:r>
+          <m:r>
+            <m:t>  </m:t>
+          </m:r>
+          <m:r>
+            <m:rPr>
+              <m:sty m:val="p"/>
+            </m:rPr>
+            <m:t>(</m:t>
+          </m:r>
+          <m:r>
+            <m:t>8</m:t>
+          </m:r>
+          <m:r>
+            <m:rPr>
+              <m:sty m:val="p"/>
+            </m:rPr>
+            <m:t>)</m:t>
+          </m:r>
         </m:oMath>
       </m:oMathPara>
+      <w:bookmarkEnd w:id="36"/>
     </w:p>
     <w:p>
       <w:pPr>
@@ -11242,9 +11319,9 @@
         <w:t xml:space="preserve">.</w:t>
       </w:r>
     </w:p>
-    <w:bookmarkEnd w:id="34"/>
-    <w:bookmarkEnd w:id="35"/>
-    <w:bookmarkStart w:id="47" w:name="sec-bayes-map"/>
+    <w:bookmarkEnd w:id="37"/>
+    <w:bookmarkEnd w:id="38"/>
+    <w:bookmarkStart w:id="50" w:name="sec-bayes-map"/>
     <w:p>
       <w:pPr>
         <w:pStyle w:val="Heading3"/>
@@ -11253,7 +11330,7 @@
         <w:t xml:space="preserve">2.2 The posterior mode</w:t>
       </w:r>
     </w:p>
-    <w:bookmarkStart w:id="37" w:name="def-map"/>
+    <w:bookmarkStart w:id="40" w:name="def-map"/>
     <w:p>
       <w:pPr>
         <w:pStyle w:val="FirstParagraph"/>
@@ -11414,7 +11491,7 @@
       <w:pPr>
         <w:pStyle w:val="BodyText"/>
       </w:pPr>
-      <w:bookmarkStart w:id="36" w:name="eq-map"/>
+      <w:bookmarkStart w:id="39" w:name="eq-map"/>
       <m:oMathPara>
         <m:oMathParaPr>
           <m:jc m:val="center"/>
@@ -11530,7 +11607,7 @@
             <m:t>(</m:t>
           </m:r>
           <m:r>
-            <m:t>6</m:t>
+            <m:t>9</m:t>
           </m:r>
           <m:r>
             <m:rPr>
@@ -11540,7 +11617,7 @@
           </m:r>
         </m:oMath>
       </m:oMathPara>
-      <w:bookmarkEnd w:id="36"/>
+      <w:bookmarkEnd w:id="39"/>
     </w:p>
     <w:p>
       <w:pPr>
@@ -11550,8 +11627,8 @@
         <w:t xml:space="preserve">The MAP estimate is the mode of the posterior distribution.</w:t>
       </w:r>
     </w:p>
-    <w:bookmarkEnd w:id="37"/>
-    <w:bookmarkStart w:id="39" w:name="exm-map-beta-bernoulli"/>
+    <w:bookmarkEnd w:id="40"/>
+    <w:bookmarkStart w:id="42" w:name="exm-map-beta-bernoulli"/>
     <w:p>
       <w:pPr>
         <w:pStyle w:val="BodyText"/>
@@ -11572,7 +11649,7 @@
       <w:r>
         <w:t xml:space="preserve"> </w:t>
       </w:r>
-      <w:hyperlink r:id="rId38">
+      <w:hyperlink r:id="rId41">
         <w:r>
           <w:rPr>
             <w:rStyle w:val="Hyperlink"/>
@@ -13277,8 +13354,8 @@
         <w:t xml:space="preserve">.</w:t>
       </w:r>
     </w:p>
-    <w:bookmarkEnd w:id="39"/>
-    <w:bookmarkStart w:id="41" w:name="cor-map-penalized"/>
+    <w:bookmarkEnd w:id="42"/>
+    <w:bookmarkStart w:id="44" w:name="cor-map-penalized"/>
     <w:p>
       <w:pPr>
         <w:pStyle w:val="BodyText"/>
@@ -13318,7 +13395,7 @@
       <w:pPr>
         <w:pStyle w:val="BodyText"/>
       </w:pPr>
-      <w:bookmarkStart w:id="40" w:name="eq-map-penalized"/>
+      <w:bookmarkStart w:id="43" w:name="eq-map-penalized"/>
       <m:oMathPara>
         <m:oMathParaPr>
           <m:jc m:val="center"/>
@@ -13520,7 +13597,7 @@
             <m:t>(</m:t>
           </m:r>
           <m:r>
-            <m:t>7</m:t>
+            <m:t>10</m:t>
           </m:r>
           <m:r>
             <m:rPr>
@@ -13530,7 +13607,7 @@
           </m:r>
         </m:oMath>
       </m:oMathPara>
-      <w:bookmarkEnd w:id="40"/>
+      <w:bookmarkEnd w:id="43"/>
     </w:p>
     <w:p>
       <w:pPr>
@@ -13603,7 +13680,7 @@
         <w:t xml:space="preserve">, is the penalty that the prior adds.</w:t>
       </w:r>
     </w:p>
-    <w:bookmarkEnd w:id="41"/>
+    <w:bookmarkEnd w:id="44"/>
     <w:p>
       <w:pPr>
         <w:pStyle w:val="BodyText"/>
@@ -14007,7 +14084,7 @@
         <w:t xml:space="preserve">Maximizing a function is the same as minimizing its negative.</w:t>
       </w:r>
     </w:p>
-    <w:bookmarkStart w:id="46" w:name="exm-map-normal-normal"/>
+    <w:bookmarkStart w:id="49" w:name="exm-map-normal-normal"/>
     <w:p>
       <w:pPr>
         <w:pStyle w:val="BodyText"/>
@@ -14989,7 +15066,7 @@
       <w:tr>
         <w:tc>
           <w:tcPr/>
-          <w:bookmarkStart w:id="45" w:name="fig-map-penalized"/>
+          <w:bookmarkStart w:id="48" w:name="fig-map-penalized"/>
           <w:p>
             <w:pPr>
               <w:pStyle w:val="SourceCode"/>
@@ -16154,18 +16231,18 @@
                 <wp:inline>
                   <wp:extent cx="4620126" cy="3696101"/>
                   <wp:effectExtent b="0" l="0" r="0" t="0"/>
-                  <wp:docPr descr="" title="" id="43" name="Picture"/>
+                  <wp:docPr descr="" title="" id="46" name="Picture"/>
                   <a:graphic>
                     <a:graphicData uri="http://schemas.openxmlformats.org/drawingml/2006/picture">
                       <pic:pic>
                         <pic:nvPicPr>
-                          <pic:cNvPr descr="bayesian-inference_files/figure-docx/unnamed-chunk-1-1.png" id="44" name="Picture"/>
+                          <pic:cNvPr descr="bayesian-inference_files/figure-docx/unnamed-chunk-1-1.png" id="47" name="Picture"/>
                           <pic:cNvPicPr>
                             <a:picLocks noChangeArrowheads="1" noChangeAspect="1"/>
                           </pic:cNvPicPr>
                         </pic:nvPicPr>
                         <pic:blipFill>
-                          <a:blip r:embed="rId42"/>
+                          <a:blip r:embed="rId45"/>
                           <a:stretch>
                             <a:fillRect/>
                           </a:stretch>
@@ -16211,13 +16288,13 @@
               <w:t xml:space="preserve">The dashed lines mark the sample mean (right) and the MAP estimate (left).</w:t>
             </w:r>
           </w:p>
-          <w:bookmarkEnd w:id="45"/>
+          <w:bookmarkEnd w:id="48"/>
         </w:tc>
       </w:tr>
     </w:tbl>
-    <w:bookmarkEnd w:id="46"/>
-    <w:bookmarkEnd w:id="47"/>
-    <w:bookmarkStart w:id="57" w:name="sec-bayes-interval-interp"/>
+    <w:bookmarkEnd w:id="49"/>
+    <w:bookmarkEnd w:id="50"/>
+    <w:bookmarkStart w:id="60" w:name="sec-bayes-interval-interp"/>
     <w:p>
       <w:pPr>
         <w:pStyle w:val="Heading3"/>
@@ -16251,7 +16328,7 @@
       <w:r>
         <w:t xml:space="preserve"> </w:t>
       </w:r>
-      <w:hyperlink r:id="rId48">
+      <w:hyperlink r:id="rId51">
         <w:r>
           <w:rPr>
             <w:rStyle w:val="Hyperlink"/>
@@ -16350,7 +16427,7 @@
         <w:t xml:space="preserve">given the data actually observed.</w:t>
       </w:r>
     </w:p>
-    <w:bookmarkStart w:id="49" w:name="def-credible-interval"/>
+    <w:bookmarkStart w:id="52" w:name="def-credible-interval"/>
     <w:p>
       <w:pPr>
         <w:pStyle w:val="BodyText"/>
@@ -16742,7 +16819,7 @@
         </m:oMath>
       </m:oMathPara>
     </w:p>
-    <w:bookmarkEnd w:id="49"/>
+    <w:bookmarkEnd w:id="52"/>
     <w:p>
       <w:pPr>
         <w:pStyle w:val="FirstParagraph"/>
@@ -16829,7 +16906,7 @@
         <w:t xml:space="preserve">is the equal-tailed interval.</w:t>
       </w:r>
     </w:p>
-    <w:bookmarkStart w:id="50" w:name="def-equal-tailed-interval"/>
+    <w:bookmarkStart w:id="53" w:name="def-equal-tailed-interval"/>
     <w:p>
       <w:pPr>
         <w:pStyle w:val="BodyText"/>
@@ -16988,8 +17065,8 @@
         <w:t xml:space="preserve">.</w:t>
       </w:r>
     </w:p>
-    <w:bookmarkEnd w:id="50"/>
-    <w:bookmarkStart w:id="51" w:name="exm-equal-tailed-interval"/>
+    <w:bookmarkEnd w:id="53"/>
+    <w:bookmarkStart w:id="54" w:name="exm-equal-tailed-interval"/>
     <w:p>
       <w:pPr>
         <w:pStyle w:val="BodyText"/>
@@ -17276,8 +17353,8 @@
         <w:t xml:space="preserve">.</w:t>
       </w:r>
     </w:p>
-    <w:bookmarkEnd w:id="51"/>
-    <w:bookmarkStart w:id="56" w:name="exm-normal-credible-vs-confidence"/>
+    <w:bookmarkEnd w:id="54"/>
+    <w:bookmarkStart w:id="59" w:name="exm-normal-credible-vs-confidence"/>
     <w:p>
       <w:pPr>
         <w:pStyle w:val="BodyText"/>
@@ -18467,7 +18544,7 @@
       <w:tr>
         <w:tc>
           <w:tcPr/>
-          <w:bookmarkStart w:id="55" w:name="fig-normal-prior-lik-post"/>
+          <w:bookmarkStart w:id="58" w:name="fig-normal-prior-lik-post"/>
           <w:p>
             <w:pPr>
               <w:pStyle w:val="SourceCode"/>
@@ -19266,18 +19343,18 @@
                 <wp:inline>
                   <wp:extent cx="4620126" cy="3696101"/>
                   <wp:effectExtent b="0" l="0" r="0" t="0"/>
-                  <wp:docPr descr="" title="" id="53" name="Picture"/>
+                  <wp:docPr descr="" title="" id="56" name="Picture"/>
                   <a:graphic>
                     <a:graphicData uri="http://schemas.openxmlformats.org/drawingml/2006/picture">
                       <pic:pic>
                         <pic:nvPicPr>
-                          <pic:cNvPr descr="bayesian-inference_files/figure-docx/unnamed-chunk-2-1.png" id="54" name="Picture"/>
+                          <pic:cNvPr descr="bayesian-inference_files/figure-docx/unnamed-chunk-2-1.png" id="57" name="Picture"/>
                           <pic:cNvPicPr>
                             <a:picLocks noChangeArrowheads="1" noChangeAspect="1"/>
                           </pic:cNvPicPr>
                         </pic:nvPicPr>
                         <pic:blipFill>
-                          <a:blip r:embed="rId52"/>
+                          <a:blip r:embed="rId55"/>
                           <a:stretch>
                             <a:fillRect/>
                           </a:stretch>
@@ -19399,7 +19476,7 @@
               <w:t xml:space="preserve">.</w:t>
             </w:r>
           </w:p>
-          <w:bookmarkEnd w:id="55"/>
+          <w:bookmarkEnd w:id="58"/>
         </w:tc>
       </w:tr>
     </w:tbl>
@@ -19655,9 +19732,9 @@
         <w:t xml:space="preserve">since both are fixed.</w:t>
       </w:r>
     </w:p>
-    <w:bookmarkEnd w:id="56"/>
-    <w:bookmarkEnd w:id="57"/>
-    <w:bookmarkStart w:id="62" w:name="sec-bayes-parameter-space"/>
+    <w:bookmarkEnd w:id="59"/>
+    <w:bookmarkEnd w:id="60"/>
+    <w:bookmarkStart w:id="65" w:name="sec-bayes-parameter-space"/>
     <w:p>
       <w:pPr>
         <w:pStyle w:val="Heading3"/>
@@ -19666,7 +19743,7 @@
         <w:t xml:space="preserve">2.4 The parameter space</w:t>
       </w:r>
     </w:p>
-    <w:bookmarkStart w:id="58" w:name="def-parameter-space"/>
+    <w:bookmarkStart w:id="61" w:name="def-parameter-space"/>
     <w:p>
       <w:pPr>
         <w:pStyle w:val="FirstParagraph"/>
@@ -19732,7 +19809,7 @@
         <w:t xml:space="preserve">can take.</w:t>
       </w:r>
     </w:p>
-    <w:bookmarkEnd w:id="58"/>
+    <w:bookmarkEnd w:id="61"/>
     <w:p>
       <w:pPr>
         <w:pStyle w:val="BodyText"/>
@@ -19776,7 +19853,7 @@
         <w:t xml:space="preserve">and the prior has to respect it.</w:t>
       </w:r>
     </w:p>
-    <w:bookmarkStart w:id="59" w:name="exm-parameter-space"/>
+    <w:bookmarkStart w:id="62" w:name="exm-parameter-space"/>
     <w:p>
       <w:pPr>
         <w:pStyle w:val="BodyText"/>
@@ -20035,8 +20112,8 @@
         <w:t xml:space="preserve">.</w:t>
       </w:r>
     </w:p>
-    <w:bookmarkEnd w:id="59"/>
-    <w:bookmarkStart w:id="60" w:name="cor-prior-support"/>
+    <w:bookmarkEnd w:id="62"/>
+    <w:bookmarkStart w:id="63" w:name="cor-prior-support"/>
     <w:p>
       <w:pPr>
         <w:pStyle w:val="FirstParagraph"/>
@@ -20240,7 +20317,7 @@
         <w:t xml:space="preserve">.</w:t>
       </w:r>
     </w:p>
-    <w:bookmarkEnd w:id="60"/>
+    <w:bookmarkEnd w:id="63"/>
     <w:p>
       <w:pPr>
         <w:pStyle w:val="BodyText"/>
@@ -20365,7 +20442,7 @@
         <w:t xml:space="preserve">.</w:t>
       </w:r>
     </w:p>
-    <w:bookmarkStart w:id="61" w:name="exm-prior-support"/>
+    <w:bookmarkStart w:id="64" w:name="exm-prior-support"/>
     <w:p>
       <w:pPr>
         <w:pStyle w:val="BodyText"/>
@@ -20500,10 +20577,10 @@
         <w:t xml:space="preserve">and one that no amount of data can correct.</w:t>
       </w:r>
     </w:p>
-    <w:bookmarkEnd w:id="61"/>
-    <w:bookmarkEnd w:id="62"/>
-    <w:bookmarkEnd w:id="63"/>
-    <w:bookmarkStart w:id="93" w:name="sec-bayes-priors"/>
+    <w:bookmarkEnd w:id="64"/>
+    <w:bookmarkEnd w:id="65"/>
+    <w:bookmarkEnd w:id="66"/>
+    <w:bookmarkStart w:id="96" w:name="sec-bayes-priors"/>
     <w:p>
       <w:pPr>
         <w:pStyle w:val="Heading2"/>
@@ -20578,7 +20655,7 @@
         <w:t xml:space="preserve">.</w:t>
       </w:r>
     </w:p>
-    <w:bookmarkStart w:id="76" w:name="sec-bayes-conjugate"/>
+    <w:bookmarkStart w:id="79" w:name="sec-bayes-conjugate"/>
     <w:p>
       <w:pPr>
         <w:pStyle w:val="Heading3"/>
@@ -20587,7 +20664,7 @@
         <w:t xml:space="preserve">3.1 Conjugate priors</w:t>
       </w:r>
     </w:p>
-    <w:bookmarkStart w:id="64" w:name="def-conjugate-prior"/>
+    <w:bookmarkStart w:id="67" w:name="def-conjugate-prior"/>
     <w:p>
       <w:pPr>
         <w:pStyle w:val="FirstParagraph"/>
@@ -20651,7 +20728,7 @@
         <w:t xml:space="preserve">is also in the family.</w:t>
       </w:r>
     </w:p>
-    <w:bookmarkEnd w:id="64"/>
+    <w:bookmarkEnd w:id="67"/>
     <w:p>
       <w:pPr>
         <w:pStyle w:val="BodyText"/>
@@ -20700,7 +20777,7 @@
       <w:r>
         <w:t xml:space="preserve"> </w:t>
       </w:r>
-      <w:hyperlink r:id="rId65">
+      <w:hyperlink r:id="rId68">
         <w:r>
           <w:rPr>
             <w:rStyle w:val="Hyperlink"/>
@@ -20717,7 +20794,7 @@
         <w:t xml:space="preserve">(Statistical Rethinking 2026, Lecture A02).</w:t>
       </w:r>
     </w:p>
-    <w:bookmarkStart w:id="66" w:name="exm-beta-bernoulli"/>
+    <w:bookmarkStart w:id="69" w:name="exm-beta-bernoulli"/>
     <w:p>
       <w:pPr>
         <w:pStyle w:val="BodyText"/>
@@ -22812,8 +22889,8 @@
         <w:t xml:space="preserve">or does not.</w:t>
       </w:r>
     </w:p>
-    <w:bookmarkEnd w:id="66"/>
-    <w:bookmarkStart w:id="75" w:name="exm-prior-posterior-figure"/>
+    <w:bookmarkEnd w:id="69"/>
+    <w:bookmarkStart w:id="78" w:name="exm-prior-posterior-figure"/>
     <w:p>
       <w:pPr>
         <w:pStyle w:val="BodyText"/>
@@ -23108,7 +23185,7 @@
       <w:r>
         <w:t xml:space="preserve"> </w:t>
       </w:r>
-      <w:hyperlink r:id="rId67">
+      <w:hyperlink r:id="rId70">
         <w:r>
           <w:rPr>
             <w:rStyle w:val="Hyperlink"/>
@@ -25073,7 +25150,7 @@
       <w:tr>
         <w:tc>
           <w:tcPr/>
-          <w:bookmarkStart w:id="74" w:name="fig-prior-posterior"/>
+          <w:bookmarkStart w:id="77" w:name="fig-prior-posterior"/>
           <w:p>
             <w:pPr>
               <w:pStyle w:val="Heading4"/>
@@ -26496,18 +26573,18 @@
                 <wp:inline>
                   <wp:extent cx="4620126" cy="3696101"/>
                   <wp:effectExtent b="0" l="0" r="0" t="0"/>
-                  <wp:docPr descr="" title="" id="69" name="Picture"/>
+                  <wp:docPr descr="" title="" id="72" name="Picture"/>
                   <a:graphic>
                     <a:graphicData uri="http://schemas.openxmlformats.org/drawingml/2006/picture">
                       <pic:pic>
                         <pic:nvPicPr>
-                          <pic:cNvPr descr="bayesian-inference_files/figure-docx/prior-posterior-plot-1.png" id="70" name="Picture"/>
+                          <pic:cNvPr descr="bayesian-inference_files/figure-docx/prior-posterior-plot-1.png" id="73" name="Picture"/>
                           <pic:cNvPicPr>
                             <a:picLocks noChangeArrowheads="1" noChangeAspect="1"/>
                           </pic:cNvPicPr>
                         </pic:nvPicPr>
                         <pic:blipFill>
-                          <a:blip r:embed="rId68"/>
+                          <a:blip r:embed="rId71"/>
                           <a:stretch>
                             <a:fillRect/>
                           </a:stretch>
@@ -27200,18 +27277,18 @@
                 <wp:inline>
                   <wp:extent cx="5334000" cy="2333625"/>
                   <wp:effectExtent b="0" l="0" r="0" t="0"/>
-                  <wp:docPr descr="" title="" id="72" name="Picture"/>
+                  <wp:docPr descr="" title="" id="75" name="Picture"/>
                   <a:graphic>
                     <a:graphicData uri="http://schemas.openxmlformats.org/drawingml/2006/picture">
                       <pic:pic>
                         <pic:nvPicPr>
-                          <pic:cNvPr descr="bayesian-inference_files/figure-docx/prior-posterior-plot-py-1.png" id="73" name="Picture"/>
+                          <pic:cNvPr descr="bayesian-inference_files/figure-docx/prior-posterior-plot-py-1.png" id="76" name="Picture"/>
                           <pic:cNvPicPr>
                             <a:picLocks noChangeArrowheads="1" noChangeAspect="1"/>
                           </pic:cNvPicPr>
                         </pic:nvPicPr>
                         <pic:blipFill>
-                          <a:blip r:embed="rId71"/>
+                          <a:blip r:embed="rId74"/>
                           <a:stretch>
                             <a:fillRect/>
                           </a:stretch>
@@ -27392,7 +27469,7 @@
               <w:t xml:space="preserve">is unknown.</w:t>
             </w:r>
           </w:p>
-          <w:bookmarkEnd w:id="74"/>
+          <w:bookmarkEnd w:id="77"/>
         </w:tc>
       </w:tr>
     </w:tbl>
@@ -27670,9 +27747,9 @@
         <w:t xml:space="preserve">is the narrower of the two.</w:t>
       </w:r>
     </w:p>
-    <w:bookmarkEnd w:id="75"/>
-    <w:bookmarkEnd w:id="76"/>
-    <w:bookmarkStart w:id="88" w:name="sec-bayes-informativeness"/>
+    <w:bookmarkEnd w:id="78"/>
+    <w:bookmarkEnd w:id="79"/>
+    <w:bookmarkStart w:id="91" w:name="sec-bayes-informativeness"/>
     <w:p>
       <w:pPr>
         <w:pStyle w:val="Heading3"/>
@@ -27706,7 +27783,7 @@
         <w:t xml:space="preserve">.</w:t>
       </w:r>
     </w:p>
-    <w:bookmarkStart w:id="77" w:name="def-informative-prior"/>
+    <w:bookmarkStart w:id="80" w:name="def-informative-prior"/>
     <w:p>
       <w:pPr>
         <w:pStyle w:val="BodyText"/>
@@ -27770,8 +27847,8 @@
         <w:t xml:space="preserve">such as previous studies, biological limits, or expert judgment.</w:t>
       </w:r>
     </w:p>
-    <w:bookmarkEnd w:id="77"/>
-    <w:bookmarkStart w:id="78" w:name="rem-informative-prior-pull"/>
+    <w:bookmarkEnd w:id="80"/>
+    <w:bookmarkStart w:id="81" w:name="rem-informative-prior-pull"/>
     <w:p>
       <w:pPr>
         <w:pStyle w:val="BodyText"/>
@@ -27796,8 +27873,8 @@
         <w:t xml:space="preserve">most strongly when the data are sparse.</w:t>
       </w:r>
     </w:p>
-    <w:bookmarkEnd w:id="78"/>
-    <w:bookmarkStart w:id="79" w:name="def-weakly-informative-prior"/>
+    <w:bookmarkEnd w:id="81"/>
+    <w:bookmarkStart w:id="82" w:name="def-weakly-informative-prior"/>
     <w:p>
       <w:pPr>
         <w:pStyle w:val="BodyText"/>
@@ -27872,8 +27949,8 @@
         <w:t xml:space="preserve">across the range of scientifically plausible values.</w:t>
       </w:r>
     </w:p>
-    <w:bookmarkEnd w:id="79"/>
-    <w:bookmarkStart w:id="80" w:name="def-flat-prior"/>
+    <w:bookmarkEnd w:id="82"/>
+    <w:bookmarkStart w:id="83" w:name="def-flat-prior"/>
     <w:p>
       <w:pPr>
         <w:pStyle w:val="BodyText"/>
@@ -28030,8 +28107,8 @@
         <w:t xml:space="preserve">.</w:t>
       </w:r>
     </w:p>
-    <w:bookmarkEnd w:id="80"/>
-    <w:bookmarkStart w:id="81" w:name="def-improper-prior"/>
+    <w:bookmarkEnd w:id="83"/>
+    <w:bookmarkStart w:id="84" w:name="def-improper-prior"/>
     <w:p>
       <w:pPr>
         <w:pStyle w:val="BodyText"/>
@@ -28113,8 +28190,8 @@
         <w:t xml:space="preserve">so that it is not a probability density.</w:t>
       </w:r>
     </w:p>
-    <w:bookmarkEnd w:id="81"/>
-    <w:bookmarkStart w:id="82" w:name="exm-prior-spectrum"/>
+    <w:bookmarkEnd w:id="84"/>
+    <w:bookmarkStart w:id="85" w:name="exm-prior-spectrum"/>
     <w:p>
       <w:pPr>
         <w:pStyle w:val="BodyText"/>
@@ -29110,8 +29187,8 @@
         <w:t xml:space="preserve">.</w:t>
       </w:r>
     </w:p>
-    <w:bookmarkEnd w:id="82"/>
-    <w:bookmarkStart w:id="83" w:name="exm-flat-prior-reparam"/>
+    <w:bookmarkEnd w:id="85"/>
+    <w:bookmarkStart w:id="86" w:name="exm-flat-prior-reparam"/>
     <w:p>
       <w:pPr>
         <w:pStyle w:val="BodyText"/>
@@ -30509,8 +30586,8 @@
         <w:t xml:space="preserve">therefore depends on the parameterization.</w:t>
       </w:r>
     </w:p>
-    <w:bookmarkEnd w:id="83"/>
-    <w:bookmarkStart w:id="85" w:name="cor-flat-prior-posterior"/>
+    <w:bookmarkEnd w:id="86"/>
+    <w:bookmarkStart w:id="88" w:name="cor-flat-prior-posterior"/>
     <w:p>
       <w:pPr>
         <w:pStyle w:val="BodyText"/>
@@ -30743,7 +30820,7 @@
       <w:r>
         <w:t xml:space="preserve"> </w:t>
       </w:r>
-      <w:hyperlink r:id="rId84">
+      <w:hyperlink r:id="rId87">
         <w:r>
           <w:rPr>
             <w:rStyle w:val="Hyperlink"/>
@@ -30755,7 +30832,7 @@
         <w:t xml:space="preserve">.</w:t>
       </w:r>
     </w:p>
-    <w:bookmarkEnd w:id="85"/>
+    <w:bookmarkEnd w:id="88"/>
     <w:p>
       <w:pPr>
         <w:pStyle w:val="BodyText"/>
@@ -30952,7 +31029,7 @@
         <w:t xml:space="preserve">Multiplying a function by a positive constant does not change where it is maximized.</w:t>
       </w:r>
     </w:p>
-    <w:bookmarkStart w:id="86" w:name="rem-flat-prior-improper"/>
+    <w:bookmarkStart w:id="89" w:name="rem-flat-prior-improper"/>
     <w:p>
       <w:pPr>
         <w:pStyle w:val="BodyText"/>
@@ -31101,8 +31178,8 @@
         <w:t xml:space="preserve">the posterior is again proportional to the likelihood.</w:t>
       </w:r>
     </w:p>
-    <w:bookmarkEnd w:id="86"/>
-    <w:bookmarkStart w:id="87" w:name="exm-flat-prior-posterior"/>
+    <w:bookmarkEnd w:id="89"/>
+    <w:bookmarkStart w:id="90" w:name="exm-flat-prior-posterior"/>
     <w:p>
       <w:pPr>
         <w:pStyle w:val="BodyText"/>
@@ -31576,9 +31653,9 @@
         <w:t xml:space="preserve">and so its mode, but a mean depends on the whole distribution.</w:t>
       </w:r>
     </w:p>
-    <w:bookmarkEnd w:id="87"/>
-    <w:bookmarkEnd w:id="88"/>
-    <w:bookmarkStart w:id="92" w:name="sec-bayes-skeptical"/>
+    <w:bookmarkEnd w:id="90"/>
+    <w:bookmarkEnd w:id="91"/>
+    <w:bookmarkStart w:id="95" w:name="sec-bayes-skeptical"/>
     <w:p>
       <w:pPr>
         <w:pStyle w:val="Heading3"/>
@@ -31587,7 +31664,7 @@
         <w:t xml:space="preserve">3.3 A skeptical prior</w:t>
       </w:r>
     </w:p>
-    <w:bookmarkStart w:id="89" w:name="def-skeptical-prior"/>
+    <w:bookmarkStart w:id="92" w:name="def-skeptical-prior"/>
     <w:p>
       <w:pPr>
         <w:pStyle w:val="FirstParagraph"/>
@@ -31654,8 +31731,8 @@
         <w:t xml:space="preserve">.</w:t>
       </w:r>
     </w:p>
-    <w:bookmarkEnd w:id="89"/>
-    <w:bookmarkStart w:id="90" w:name="rem-skeptical-prior-meaning"/>
+    <w:bookmarkEnd w:id="92"/>
+    <w:bookmarkStart w:id="93" w:name="rem-skeptical-prior-meaning"/>
     <w:p>
       <w:pPr>
         <w:pStyle w:val="BodyText"/>
@@ -31680,8 +31757,8 @@
         <w:t xml:space="preserve">to overturn a default of no effect.</w:t>
       </w:r>
     </w:p>
-    <w:bookmarkEnd w:id="90"/>
-    <w:bookmarkStart w:id="91" w:name="exm-skeptical-prior"/>
+    <w:bookmarkEnd w:id="93"/>
+    <w:bookmarkStart w:id="94" w:name="exm-skeptical-prior"/>
     <w:p>
       <w:pPr>
         <w:pStyle w:val="BodyText"/>
@@ -33997,10 +34074,10 @@
         <w:t xml:space="preserve">.</w:t>
       </w:r>
     </w:p>
-    <w:bookmarkEnd w:id="91"/>
-    <w:bookmarkEnd w:id="92"/>
-    <w:bookmarkEnd w:id="93"/>
-    <w:bookmarkStart w:id="122" w:name="sec-bayes-predictive-checks"/>
+    <w:bookmarkEnd w:id="94"/>
+    <w:bookmarkEnd w:id="95"/>
+    <w:bookmarkEnd w:id="96"/>
+    <w:bookmarkStart w:id="125" w:name="sec-bayes-predictive-checks"/>
     <w:p>
       <w:pPr>
         <w:pStyle w:val="Heading2"/>
@@ -34064,7 +34141,7 @@
       <w:r>
         <w:t xml:space="preserve"> </w:t>
       </w:r>
-      <w:hyperlink r:id="rId94">
+      <w:hyperlink r:id="rId97">
         <w:r>
           <w:rPr>
             <w:rStyle w:val="Hyperlink"/>
@@ -34081,7 +34158,7 @@
         <w:t xml:space="preserve">(Statistical Rethinking 2026, Lecture A03).</w:t>
       </w:r>
     </w:p>
-    <w:bookmarkStart w:id="95" w:name="def-prior-predictive"/>
+    <w:bookmarkStart w:id="98" w:name="def-prior-predictive"/>
     <w:p>
       <w:pPr>
         <w:pStyle w:val="BodyText"/>
@@ -34417,8 +34494,8 @@
         <w:t xml:space="preserve">.</w:t>
       </w:r>
     </w:p>
-    <w:bookmarkEnd w:id="95"/>
-    <w:bookmarkStart w:id="96" w:name="exm-prior-predictive"/>
+    <w:bookmarkEnd w:id="98"/>
+    <w:bookmarkStart w:id="99" w:name="exm-prior-predictive"/>
     <w:p>
       <w:pPr>
         <w:pStyle w:val="BodyText"/>
@@ -36316,8 +36393,8 @@
         <w:t xml:space="preserve">#&gt; {'smallest': np.float64(0.005263157894736842), 'largest': np.float64(0.005263157894736846), 'one_over_n_plus_1': 0.005263157894736842}</w:t>
       </w:r>
     </w:p>
-    <w:bookmarkEnd w:id="96"/>
-    <w:bookmarkStart w:id="97" w:name="def-posterior-predictive"/>
+    <w:bookmarkEnd w:id="99"/>
+    <w:bookmarkStart w:id="100" w:name="def-posterior-predictive"/>
     <w:p>
       <w:pPr>
         <w:pStyle w:val="FirstParagraph"/>
@@ -36983,8 +37060,8 @@
         <w:t xml:space="preserve">gives the posterior predictive distribution of replicated data.</w:t>
       </w:r>
     </w:p>
-    <w:bookmarkEnd w:id="97"/>
-    <w:bookmarkStart w:id="98" w:name="exm-posterior-predictive"/>
+    <w:bookmarkEnd w:id="100"/>
+    <w:bookmarkStart w:id="101" w:name="exm-posterior-predictive"/>
     <w:p>
       <w:pPr>
         <w:pStyle w:val="BodyText"/>
@@ -38617,8 +38694,8 @@
         <w:t xml:space="preserve">#&gt; {'simulated': np.float64(0.3929), 'exact': np.float64(0.39267015706806285)}</w:t>
       </w:r>
     </w:p>
-    <w:bookmarkEnd w:id="98"/>
-    <w:bookmarkStart w:id="99" w:name="def-test-quantity"/>
+    <w:bookmarkEnd w:id="101"/>
+    <w:bookmarkStart w:id="102" w:name="def-test-quantity"/>
     <w:p>
       <w:pPr>
         <w:pStyle w:val="FirstParagraph"/>
@@ -38698,8 +38775,8 @@
         <w:t xml:space="preserve">.</w:t>
       </w:r>
     </w:p>
-    <w:bookmarkEnd w:id="99"/>
-    <w:bookmarkStart w:id="100" w:name="exm-test-quantity"/>
+    <w:bookmarkEnd w:id="102"/>
+    <w:bookmarkStart w:id="103" w:name="exm-test-quantity"/>
     <w:p>
       <w:pPr>
         <w:pStyle w:val="BodyText"/>
@@ -40055,8 +40132,8 @@
         <w:t xml:space="preserve">#&gt; {'T1': np.int64(74), 'T2': np.float64(0.36256218905472637)}</w:t>
       </w:r>
     </w:p>
-    <w:bookmarkEnd w:id="100"/>
-    <w:bookmarkStart w:id="101" w:name="def-prior-predictive-check"/>
+    <w:bookmarkEnd w:id="103"/>
+    <w:bookmarkStart w:id="104" w:name="def-prior-predictive-check"/>
     <w:p>
       <w:pPr>
         <w:pStyle w:val="FirstParagraph"/>
@@ -40215,8 +40292,8 @@
         <w:t xml:space="preserve">.</w:t>
       </w:r>
     </w:p>
-    <w:bookmarkEnd w:id="101"/>
-    <w:bookmarkStart w:id="109" w:name="exm-prior-predictive-check"/>
+    <w:bookmarkEnd w:id="104"/>
+    <w:bookmarkStart w:id="112" w:name="exm-prior-predictive-check"/>
     <w:p>
       <w:pPr>
         <w:pStyle w:val="BodyText"/>
@@ -41906,7 +41983,7 @@
       <w:tr>
         <w:tc>
           <w:tcPr/>
-          <w:bookmarkStart w:id="108" w:name="fig-prior-predictive-check"/>
+          <w:bookmarkStart w:id="111" w:name="fig-prior-predictive-check"/>
           <w:p>
             <w:pPr>
               <w:pStyle w:val="Heading4"/>
@@ -42261,18 +42338,18 @@
                 <wp:inline>
                   <wp:extent cx="4620126" cy="3696101"/>
                   <wp:effectExtent b="0" l="0" r="0" t="0"/>
-                  <wp:docPr descr="" title="" id="103" name="Picture"/>
+                  <wp:docPr descr="" title="" id="106" name="Picture"/>
                   <a:graphic>
                     <a:graphicData uri="http://schemas.openxmlformats.org/drawingml/2006/picture">
                       <pic:pic>
                         <pic:nvPicPr>
-                          <pic:cNvPr descr="bayesian-inference_files/figure-docx/prior-predictive-check-plot-1.png" id="104" name="Picture"/>
+                          <pic:cNvPr descr="bayesian-inference_files/figure-docx/prior-predictive-check-plot-1.png" id="107" name="Picture"/>
                           <pic:cNvPicPr>
                             <a:picLocks noChangeArrowheads="1" noChangeAspect="1"/>
                           </pic:cNvPicPr>
                         </pic:nvPicPr>
                         <pic:blipFill>
-                          <a:blip r:embed="rId102"/>
+                          <a:blip r:embed="rId105"/>
                           <a:stretch>
                             <a:fillRect/>
                           </a:stretch>
@@ -42740,18 +42817,18 @@
                 <wp:inline>
                   <wp:extent cx="5334000" cy="2333625"/>
                   <wp:effectExtent b="0" l="0" r="0" t="0"/>
-                  <wp:docPr descr="" title="" id="106" name="Picture"/>
+                  <wp:docPr descr="" title="" id="109" name="Picture"/>
                   <a:graphic>
                     <a:graphicData uri="http://schemas.openxmlformats.org/drawingml/2006/picture">
                       <pic:pic>
                         <pic:nvPicPr>
-                          <pic:cNvPr descr="bayesian-inference_files/figure-docx/prior-predictive-check-plot-py-1.png" id="107" name="Picture"/>
+                          <pic:cNvPr descr="bayesian-inference_files/figure-docx/prior-predictive-check-plot-py-1.png" id="110" name="Picture"/>
                           <pic:cNvPicPr>
                             <a:picLocks noChangeArrowheads="1" noChangeAspect="1"/>
                           </pic:cNvPicPr>
                         </pic:nvPicPr>
                         <pic:blipFill>
-                          <a:blip r:embed="rId105"/>
+                          <a:blip r:embed="rId108"/>
                           <a:stretch>
                             <a:fillRect/>
                           </a:stretch>
@@ -42824,7 +42901,7 @@
               <w:t xml:space="preserve">The dashed line is the observed count, 74.</w:t>
             </w:r>
           </w:p>
-          <w:bookmarkEnd w:id="108"/>
+          <w:bookmarkEnd w:id="111"/>
         </w:tc>
       </w:tr>
     </w:tbl>
@@ -42935,8 +43012,8 @@
         <w:t xml:space="preserve">before trusting a posterior built on it.</w:t>
       </w:r>
     </w:p>
-    <w:bookmarkEnd w:id="109"/>
-    <w:bookmarkStart w:id="110" w:name="def-posterior-predictive-check"/>
+    <w:bookmarkEnd w:id="112"/>
+    <w:bookmarkStart w:id="113" w:name="def-posterior-predictive-check"/>
     <w:p>
       <w:pPr>
         <w:pStyle w:val="BodyText"/>
@@ -43179,8 +43256,8 @@
         <w:t xml:space="preserve">.</w:t>
       </w:r>
     </w:p>
-    <w:bookmarkEnd w:id="110"/>
-    <w:bookmarkStart w:id="118" w:name="exm-posterior-predictive-check"/>
+    <w:bookmarkEnd w:id="113"/>
+    <w:bookmarkStart w:id="121" w:name="exm-posterior-predictive-check"/>
     <w:p>
       <w:pPr>
         <w:pStyle w:val="BodyText"/>
@@ -45268,7 +45345,7 @@
       <w:tr>
         <w:tc>
           <w:tcPr/>
-          <w:bookmarkStart w:id="117" w:name="fig-posterior-predictive-check"/>
+          <w:bookmarkStart w:id="120" w:name="fig-posterior-predictive-check"/>
           <w:p>
             <w:pPr>
               <w:pStyle w:val="Heading4"/>
@@ -45668,18 +45745,18 @@
                 <wp:inline>
                   <wp:extent cx="4620126" cy="3696101"/>
                   <wp:effectExtent b="0" l="0" r="0" t="0"/>
-                  <wp:docPr descr="" title="" id="112" name="Picture"/>
+                  <wp:docPr descr="" title="" id="115" name="Picture"/>
                   <a:graphic>
                     <a:graphicData uri="http://schemas.openxmlformats.org/drawingml/2006/picture">
                       <pic:pic>
                         <pic:nvPicPr>
-                          <pic:cNvPr descr="bayesian-inference_files/figure-docx/posterior-predictive-check-plot-1.png" id="113" name="Picture"/>
+                          <pic:cNvPr descr="bayesian-inference_files/figure-docx/posterior-predictive-check-plot-1.png" id="116" name="Picture"/>
                           <pic:cNvPicPr>
                             <a:picLocks noChangeArrowheads="1" noChangeAspect="1"/>
                           </pic:cNvPicPr>
                         </pic:nvPicPr>
                         <pic:blipFill>
-                          <a:blip r:embed="rId111"/>
+                          <a:blip r:embed="rId114"/>
                           <a:stretch>
                             <a:fillRect/>
                           </a:stretch>
@@ -46066,18 +46143,18 @@
                 <wp:inline>
                   <wp:extent cx="5334000" cy="2333625"/>
                   <wp:effectExtent b="0" l="0" r="0" t="0"/>
-                  <wp:docPr descr="" title="" id="115" name="Picture"/>
+                  <wp:docPr descr="" title="" id="118" name="Picture"/>
                   <a:graphic>
                     <a:graphicData uri="http://schemas.openxmlformats.org/drawingml/2006/picture">
                       <pic:pic>
                         <pic:nvPicPr>
-                          <pic:cNvPr descr="bayesian-inference_files/figure-docx/posterior-predictive-check-plot-py-1.png" id="116" name="Picture"/>
+                          <pic:cNvPr descr="bayesian-inference_files/figure-docx/posterior-predictive-check-plot-py-1.png" id="119" name="Picture"/>
                           <pic:cNvPicPr>
                             <a:picLocks noChangeArrowheads="1" noChangeAspect="1"/>
                           </pic:cNvPicPr>
                         </pic:nvPicPr>
                         <pic:blipFill>
-                          <a:blip r:embed="rId114"/>
+                          <a:blip r:embed="rId117"/>
                           <a:stretch>
                             <a:fillRect/>
                           </a:stretch>
@@ -46205,7 +46282,7 @@
               <w:t xml:space="preserve">data.</w:t>
             </w:r>
           </w:p>
-          <w:bookmarkEnd w:id="117"/>
+          <w:bookmarkEnd w:id="120"/>
         </w:tc>
       </w:tr>
     </w:tbl>
@@ -46267,8 +46344,8 @@
         <w:t xml:space="preserve">for everyone cannot reproduce that.</w:t>
       </w:r>
     </w:p>
-    <w:bookmarkEnd w:id="118"/>
-    <w:bookmarkStart w:id="119" w:name="def-ppp-value"/>
+    <w:bookmarkEnd w:id="121"/>
+    <w:bookmarkStart w:id="122" w:name="def-ppp-value"/>
     <w:p>
       <w:pPr>
         <w:pStyle w:val="BodyText"/>
@@ -46658,8 +46735,8 @@
         <w:t xml:space="preserve">A value near 0 or 1 means the observed data are unusual under the model.</w:t>
       </w:r>
     </w:p>
-    <w:bookmarkEnd w:id="119"/>
-    <w:bookmarkStart w:id="121" w:name="exm-ppp-value"/>
+    <w:bookmarkEnd w:id="122"/>
+    <w:bookmarkStart w:id="124" w:name="exm-ppp-value"/>
     <w:p>
       <w:pPr>
         <w:pStyle w:val="BodyText"/>
@@ -47014,7 +47091,7 @@
       <w:r>
         <w:t xml:space="preserve"> </w:t>
       </w:r>
-      <w:hyperlink r:id="rId120">
+      <w:hyperlink r:id="rId123">
         <w:r>
           <w:rPr>
             <w:rStyle w:val="Hyperlink"/>
@@ -47029,9 +47106,9 @@
         <w:t xml:space="preserve">fitted on the companion page.</w:t>
       </w:r>
     </w:p>
-    <w:bookmarkEnd w:id="121"/>
-    <w:bookmarkEnd w:id="122"/>
-    <w:bookmarkStart w:id="130" w:name="sec-bayes-hierarchies"/>
+    <w:bookmarkEnd w:id="124"/>
+    <w:bookmarkEnd w:id="125"/>
+    <w:bookmarkStart w:id="133" w:name="sec-bayes-hierarchies"/>
     <w:p>
       <w:pPr>
         <w:pStyle w:val="Heading2"/>
@@ -47040,7 +47117,7 @@
         <w:t xml:space="preserve">5 Distributions and hierarchies</w:t>
       </w:r>
     </w:p>
-    <w:bookmarkStart w:id="123" w:name="def-hierarchical-model"/>
+    <w:bookmarkStart w:id="126" w:name="def-hierarchical-model"/>
     <w:p>
       <w:pPr>
         <w:pStyle w:val="FirstParagraph"/>
@@ -47112,8 +47189,8 @@
         <w:t xml:space="preserve">.</w:t>
       </w:r>
     </w:p>
-    <w:bookmarkEnd w:id="123"/>
-    <w:bookmarkStart w:id="124" w:name="rem-hierarchical-model-structure"/>
+    <w:bookmarkEnd w:id="126"/>
+    <w:bookmarkStart w:id="127" w:name="rem-hierarchical-model-structure"/>
     <w:p>
       <w:pPr>
         <w:pStyle w:val="BodyText"/>
@@ -47169,8 +47246,8 @@
         <w:t xml:space="preserve">).</w:t>
       </w:r>
     </w:p>
-    <w:bookmarkEnd w:id="124"/>
-    <w:bookmarkStart w:id="125" w:name="def-hyperparameter"/>
+    <w:bookmarkEnd w:id="127"/>
+    <w:bookmarkStart w:id="128" w:name="def-hyperparameter"/>
     <w:p>
       <w:pPr>
         <w:pStyle w:val="BodyText"/>
@@ -47231,8 +47308,8 @@
         <w:t xml:space="preserve">of the distribution of the group-level parameters.</w:t>
       </w:r>
     </w:p>
-    <w:bookmarkEnd w:id="125"/>
-    <w:bookmarkStart w:id="126" w:name="def-hyperprior"/>
+    <w:bookmarkEnd w:id="128"/>
+    <w:bookmarkStart w:id="129" w:name="def-hyperprior"/>
     <w:p>
       <w:pPr>
         <w:pStyle w:val="BodyText"/>
@@ -47307,8 +47384,8 @@
         <w:t xml:space="preserve">.</w:t>
       </w:r>
     </w:p>
-    <w:bookmarkEnd w:id="126"/>
-    <w:bookmarkStart w:id="127" w:name="exm-two-level-normal"/>
+    <w:bookmarkEnd w:id="129"/>
+    <w:bookmarkStart w:id="130" w:name="exm-two-level-normal"/>
     <w:p>
       <w:pPr>
         <w:pStyle w:val="BodyText"/>
@@ -47812,7 +47889,7 @@
         <w:t xml:space="preserve">.</w:t>
       </w:r>
     </w:p>
-    <w:bookmarkEnd w:id="127"/>
+    <w:bookmarkEnd w:id="130"/>
     <w:p>
       <w:pPr>
         <w:pStyle w:val="BodyText"/>
@@ -47945,7 +48022,7 @@
       <w:r>
         <w:t xml:space="preserve"> </w:t>
       </w:r>
-      <w:hyperlink r:id="rId128">
+      <w:hyperlink r:id="rId131">
         <w:r>
           <w:rPr>
             <w:rStyle w:val="Hyperlink"/>
@@ -48027,7 +48104,7 @@
       <w:r>
         <w:t xml:space="preserve"> </w:t>
       </w:r>
-      <w:hyperlink r:id="rId129">
+      <w:hyperlink r:id="rId132">
         <w:r>
           <w:rPr>
             <w:rStyle w:val="Hyperlink"/>
@@ -48044,8 +48121,8 @@
         <w:t xml:space="preserve">(Statistical Rethinking 2026, Lecture B01).</w:t>
       </w:r>
     </w:p>
-    <w:bookmarkEnd w:id="130"/>
-    <w:bookmarkStart w:id="144" w:name="sec-bayes-resources"/>
+    <w:bookmarkEnd w:id="133"/>
+    <w:bookmarkStart w:id="148" w:name="sec-bayes-resources"/>
     <w:p>
       <w:pPr>
         <w:pStyle w:val="Heading2"/>
@@ -48062,91 +48139,13 @@
         <w:t xml:space="preserve">The following resources cover Bayesian inference in more depth.</w:t>
       </w:r>
     </w:p>
-    <w:bookmarkStart w:id="139" w:name="uc-davis-courses"/>
+    <w:bookmarkStart w:id="142" w:name="uc-davis-courses"/>
     <w:p>
       <w:pPr>
         <w:pStyle w:val="Heading3"/>
       </w:pPr>
       <w:r>
         <w:t xml:space="preserve">6.1 UC Davis courses</w:t>
-      </w:r>
-    </w:p>
-    <w:p>
-      <w:pPr>
-        <w:pStyle w:val="Compact"/>
-        <w:numPr>
-          <w:ilvl w:val="0"/>
-          <w:numId w:val="1007"/>
-        </w:numPr>
-      </w:pPr>
-      <w:hyperlink r:id="rId131">
-        <w:r>
-          <w:rPr>
-            <w:rStyle w:val="Hyperlink"/>
-          </w:rPr>
-          <w:t xml:space="preserve">STA 015C</w:t>
-        </w:r>
-      </w:hyperlink>
-      <w:r>
-        <w:t xml:space="preserve">:</w:t>
-      </w:r>
-      <w:r>
-        <w:t xml:space="preserve"> </w:t>
-      </w:r>
-      <w:r>
-        <w:t xml:space="preserve">“Introduction to Statistical Data Science III”</w:t>
-      </w:r>
-    </w:p>
-    <w:p>
-      <w:pPr>
-        <w:pStyle w:val="Compact"/>
-        <w:numPr>
-          <w:ilvl w:val="0"/>
-          <w:numId w:val="1007"/>
-        </w:numPr>
-      </w:pPr>
-      <w:hyperlink r:id="rId132">
-        <w:r>
-          <w:rPr>
-            <w:rStyle w:val="Hyperlink"/>
-          </w:rPr>
-          <w:t xml:space="preserve">STA 035C</w:t>
-        </w:r>
-      </w:hyperlink>
-      <w:r>
-        <w:t xml:space="preserve">:</w:t>
-      </w:r>
-      <w:r>
-        <w:t xml:space="preserve"> </w:t>
-      </w:r>
-      <w:r>
-        <w:t xml:space="preserve">“Statistical Data Science III”</w:t>
-      </w:r>
-    </w:p>
-    <w:p>
-      <w:pPr>
-        <w:pStyle w:val="Compact"/>
-        <w:numPr>
-          <w:ilvl w:val="0"/>
-          <w:numId w:val="1007"/>
-        </w:numPr>
-      </w:pPr>
-      <w:hyperlink r:id="rId133">
-        <w:r>
-          <w:rPr>
-            <w:rStyle w:val="Hyperlink"/>
-          </w:rPr>
-          <w:t xml:space="preserve">STA 145</w:t>
-        </w:r>
-      </w:hyperlink>
-      <w:r>
-        <w:t xml:space="preserve">:</w:t>
-      </w:r>
-      <w:r>
-        <w:t xml:space="preserve"> </w:t>
-      </w:r>
-      <w:r>
-        <w:t xml:space="preserve">“Bayesian Statistical Inference”</w:t>
       </w:r>
     </w:p>
     <w:p>
@@ -48162,7 +48161,7 @@
           <w:rPr>
             <w:rStyle w:val="Hyperlink"/>
           </w:rPr>
-          <w:t xml:space="preserve">ECL 234</w:t>
+          <w:t xml:space="preserve">STA 015C</w:t>
         </w:r>
       </w:hyperlink>
       <w:r>
@@ -48172,7 +48171,7 @@
         <w:t xml:space="preserve"> </w:t>
       </w:r>
       <w:r>
-        <w:t xml:space="preserve">“Bayesian Models - A Statistical Primer”</w:t>
+        <w:t xml:space="preserve">“Introduction to Statistical Data Science III”</w:t>
       </w:r>
     </w:p>
     <w:p>
@@ -48188,7 +48187,7 @@
           <w:rPr>
             <w:rStyle w:val="Hyperlink"/>
           </w:rPr>
-          <w:t xml:space="preserve">PLS 207</w:t>
+          <w:t xml:space="preserve">STA 035C</w:t>
         </w:r>
       </w:hyperlink>
       <w:r>
@@ -48198,7 +48197,7 @@
         <w:t xml:space="preserve"> </w:t>
       </w:r>
       <w:r>
-        <w:t xml:space="preserve">“Applied Statistical Modeling for the Environmental Sciences”</w:t>
+        <w:t xml:space="preserve">“Statistical Data Science III”</w:t>
       </w:r>
     </w:p>
     <w:p>
@@ -48214,7 +48213,7 @@
           <w:rPr>
             <w:rStyle w:val="Hyperlink"/>
           </w:rPr>
-          <w:t xml:space="preserve">PSC 205H</w:t>
+          <w:t xml:space="preserve">STA 145</w:t>
         </w:r>
       </w:hyperlink>
       <w:r>
@@ -48224,7 +48223,7 @@
         <w:t xml:space="preserve"> </w:t>
       </w:r>
       <w:r>
-        <w:t xml:space="preserve">“Applied Bayesian Statistics for Social Scientists”</w:t>
+        <w:t xml:space="preserve">“Bayesian Statistical Inference”</w:t>
       </w:r>
     </w:p>
     <w:p>
@@ -48240,7 +48239,7 @@
           <w:rPr>
             <w:rStyle w:val="Hyperlink"/>
           </w:rPr>
-          <w:t xml:space="preserve">POL 280</w:t>
+          <w:t xml:space="preserve">ECL 234</w:t>
         </w:r>
       </w:hyperlink>
       <w:r>
@@ -48250,7 +48249,7 @@
         <w:t xml:space="preserve"> </w:t>
       </w:r>
       <w:r>
-        <w:t xml:space="preserve">“Bayesian Methods: for Social &amp; Behavioral Sciences”</w:t>
+        <w:t xml:space="preserve">“Bayesian Models - A Statistical Primer”</w:t>
       </w:r>
     </w:p>
     <w:p>
@@ -48266,6 +48265,84 @@
           <w:rPr>
             <w:rStyle w:val="Hyperlink"/>
           </w:rPr>
+          <w:t xml:space="preserve">PLS 207</w:t>
+        </w:r>
+      </w:hyperlink>
+      <w:r>
+        <w:t xml:space="preserve">:</w:t>
+      </w:r>
+      <w:r>
+        <w:t xml:space="preserve"> </w:t>
+      </w:r>
+      <w:r>
+        <w:t xml:space="preserve">“Applied Statistical Modeling for the Environmental Sciences”</w:t>
+      </w:r>
+    </w:p>
+    <w:p>
+      <w:pPr>
+        <w:pStyle w:val="Compact"/>
+        <w:numPr>
+          <w:ilvl w:val="0"/>
+          <w:numId w:val="1007"/>
+        </w:numPr>
+      </w:pPr>
+      <w:hyperlink r:id="rId139">
+        <w:r>
+          <w:rPr>
+            <w:rStyle w:val="Hyperlink"/>
+          </w:rPr>
+          <w:t xml:space="preserve">PSC 205H</w:t>
+        </w:r>
+      </w:hyperlink>
+      <w:r>
+        <w:t xml:space="preserve">:</w:t>
+      </w:r>
+      <w:r>
+        <w:t xml:space="preserve"> </w:t>
+      </w:r>
+      <w:r>
+        <w:t xml:space="preserve">“Applied Bayesian Statistics for Social Scientists”</w:t>
+      </w:r>
+    </w:p>
+    <w:p>
+      <w:pPr>
+        <w:pStyle w:val="Compact"/>
+        <w:numPr>
+          <w:ilvl w:val="0"/>
+          <w:numId w:val="1007"/>
+        </w:numPr>
+      </w:pPr>
+      <w:hyperlink r:id="rId140">
+        <w:r>
+          <w:rPr>
+            <w:rStyle w:val="Hyperlink"/>
+          </w:rPr>
+          <w:t xml:space="preserve">POL 280</w:t>
+        </w:r>
+      </w:hyperlink>
+      <w:r>
+        <w:t xml:space="preserve">:</w:t>
+      </w:r>
+      <w:r>
+        <w:t xml:space="preserve"> </w:t>
+      </w:r>
+      <w:r>
+        <w:t xml:space="preserve">“Bayesian Methods: for Social &amp; Behavioral Sciences”</w:t>
+      </w:r>
+    </w:p>
+    <w:p>
+      <w:pPr>
+        <w:pStyle w:val="Compact"/>
+        <w:numPr>
+          <w:ilvl w:val="0"/>
+          <w:numId w:val="1007"/>
+        </w:numPr>
+      </w:pPr>
+      <w:hyperlink r:id="rId141">
+        <w:r>
+          <w:rPr>
+            <w:rStyle w:val="Hyperlink"/>
+          </w:rPr>
           <w:t xml:space="preserve">BAX 442</w:t>
         </w:r>
       </w:hyperlink>
@@ -48279,8 +48356,8 @@
         <w:t xml:space="preserve">“Advanced Statistics”</w:t>
       </w:r>
     </w:p>
-    <w:bookmarkEnd w:id="139"/>
-    <w:bookmarkStart w:id="143" w:name="books"/>
+    <w:bookmarkEnd w:id="142"/>
+    <w:bookmarkStart w:id="147" w:name="books"/>
     <w:p>
       <w:pPr>
         <w:pStyle w:val="Heading3"/>
@@ -48342,7 +48419,7 @@
       <w:r>
         <w:t xml:space="preserve"> </w:t>
       </w:r>
-      <w:hyperlink r:id="rId134">
+      <w:hyperlink r:id="rId137">
         <w:r>
           <w:rPr>
             <w:rStyle w:val="Hyperlink"/>
@@ -48371,7 +48448,7 @@
       <w:r>
         <w:t xml:space="preserve"> </w:t>
       </w:r>
-      <w:hyperlink r:id="rId140">
+      <w:hyperlink r:id="rId143">
         <w:r>
           <w:rPr>
             <w:rStyle w:val="Hyperlink"/>
@@ -48391,7 +48468,7 @@
       <w:r>
         <w:t xml:space="preserve"> </w:t>
       </w:r>
-      <w:hyperlink r:id="rId141">
+      <w:hyperlink r:id="rId144">
         <w:r>
           <w:rPr>
             <w:rStyle w:val="Hyperlink"/>
@@ -48411,7 +48488,7 @@
       <w:r>
         <w:t xml:space="preserve"> </w:t>
       </w:r>
-      <w:hyperlink r:id="rId142">
+      <w:hyperlink r:id="rId145">
         <w:r>
           <w:rPr>
             <w:rStyle w:val="Hyperlink"/>
@@ -48419,6 +48496,32 @@
           <w:t xml:space="preserve">course materials</w:t>
         </w:r>
       </w:hyperlink>
+      <w:r>
+        <w:t xml:space="preserve">;</w:t>
+      </w:r>
+      <w:r>
+        <w:t xml:space="preserve"> </w:t>
+      </w:r>
+      <w:r>
+        <w:t xml:space="preserve">the Data Science Learning Community’s</w:t>
+      </w:r>
+      <w:r>
+        <w:t xml:space="preserve"> </w:t>
+      </w:r>
+      <w:hyperlink r:id="rId146">
+        <w:r>
+          <w:rPr>
+            <w:rStyle w:val="Hyperlink"/>
+          </w:rPr>
+          <w:t xml:space="preserve">book club</w:t>
+        </w:r>
+      </w:hyperlink>
+      <w:r>
+        <w:t xml:space="preserve"> </w:t>
+      </w:r>
+      <w:r>
+        <w:t xml:space="preserve">recorded its discussion of the first twelve chapters</w:t>
+      </w:r>
     </w:p>
     <w:p>
       <w:pPr>
@@ -48479,7 +48582,7 @@
       <w:r>
         <w:t xml:space="preserve"> </w:t>
       </w:r>
-      <w:hyperlink r:id="rId135">
+      <w:hyperlink r:id="rId138">
         <w:r>
           <w:rPr>
             <w:rStyle w:val="Hyperlink"/>
@@ -48488,9 +48591,9 @@
         </w:r>
       </w:hyperlink>
     </w:p>
-    <w:bookmarkEnd w:id="143"/>
-    <w:bookmarkEnd w:id="144"/>
-    <w:bookmarkStart w:id="166" w:name="references"/>
+    <w:bookmarkEnd w:id="147"/>
+    <w:bookmarkEnd w:id="148"/>
+    <w:bookmarkStart w:id="170" w:name="references"/>
     <w:p>
       <w:pPr>
         <w:pStyle w:val="Heading2"/>
@@ -48499,8 +48602,8 @@
         <w:t xml:space="preserve">References</w:t>
       </w:r>
     </w:p>
-    <w:bookmarkStart w:id="165" w:name="refs"/>
-    <w:bookmarkStart w:id="146" w:name="ref-aragon2018population"/>
+    <w:bookmarkStart w:id="169" w:name="refs"/>
+    <w:bookmarkStart w:id="150" w:name="ref-aragon2018population"/>
     <w:p>
       <w:pPr>
         <w:pStyle w:val="Bibliography"/>
@@ -48552,7 +48655,7 @@
       <w:r>
         <w:t xml:space="preserve"> </w:t>
       </w:r>
-      <w:hyperlink r:id="rId145">
+      <w:hyperlink r:id="rId149">
         <w:r>
           <w:rPr>
             <w:rStyle w:val="Hyperlink"/>
@@ -48564,8 +48667,8 @@
         <w:t xml:space="preserve">.</w:t>
       </w:r>
     </w:p>
-    <w:bookmarkEnd w:id="146"/>
-    <w:bookmarkStart w:id="148" w:name="ref-CaseBerg01"/>
+    <w:bookmarkEnd w:id="150"/>
+    <w:bookmarkStart w:id="152" w:name="ref-CaseBerg01"/>
     <w:p>
       <w:pPr>
         <w:pStyle w:val="Bibliography"/>
@@ -48589,7 +48692,7 @@
       <w:r>
         <w:t xml:space="preserve"> </w:t>
       </w:r>
-      <w:hyperlink r:id="rId147">
+      <w:hyperlink r:id="rId151">
         <w:r>
           <w:rPr>
             <w:rStyle w:val="Hyperlink"/>
@@ -48601,8 +48704,8 @@
         <w:t xml:space="preserve">.</w:t>
       </w:r>
     </w:p>
-    <w:bookmarkEnd w:id="148"/>
-    <w:bookmarkStart w:id="150" w:name="ref-CowlesMaryKathryn2013ABSW"/>
+    <w:bookmarkEnd w:id="152"/>
+    <w:bookmarkStart w:id="154" w:name="ref-CowlesMaryKathryn2013ABSW"/>
     <w:p>
       <w:pPr>
         <w:pStyle w:val="Bibliography"/>
@@ -48682,7 +48785,7 @@
       <w:r>
         <w:t xml:space="preserve"> </w:t>
       </w:r>
-      <w:hyperlink r:id="rId149">
+      <w:hyperlink r:id="rId153">
         <w:r>
           <w:rPr>
             <w:rStyle w:val="Hyperlink"/>
@@ -48694,8 +48797,8 @@
         <w:t xml:space="preserve">.</w:t>
       </w:r>
     </w:p>
-    <w:bookmarkEnd w:id="150"/>
-    <w:bookmarkStart w:id="152" w:name="ref-dobson4e"/>
+    <w:bookmarkEnd w:id="154"/>
+    <w:bookmarkStart w:id="156" w:name="ref-dobson4e"/>
     <w:p>
       <w:pPr>
         <w:pStyle w:val="Bibliography"/>
@@ -48719,7 +48822,7 @@
       <w:r>
         <w:t xml:space="preserve"> </w:t>
       </w:r>
-      <w:hyperlink r:id="rId151">
+      <w:hyperlink r:id="rId155">
         <w:r>
           <w:rPr>
             <w:rStyle w:val="Hyperlink"/>
@@ -48731,8 +48834,8 @@
         <w:t xml:space="preserve">.</w:t>
       </w:r>
     </w:p>
-    <w:bookmarkEnd w:id="152"/>
-    <w:bookmarkStart w:id="154" w:name="ref-gelman2013bda"/>
+    <w:bookmarkEnd w:id="156"/>
+    <w:bookmarkStart w:id="158" w:name="ref-gelman2013bda"/>
     <w:p>
       <w:pPr>
         <w:pStyle w:val="Bibliography"/>
@@ -48756,7 +48859,7 @@
       <w:r>
         <w:t xml:space="preserve"> </w:t>
       </w:r>
-      <w:hyperlink r:id="rId153">
+      <w:hyperlink r:id="rId157">
         <w:r>
           <w:rPr>
             <w:rStyle w:val="Hyperlink"/>
@@ -48768,8 +48871,8 @@
         <w:t xml:space="preserve">.</w:t>
       </w:r>
     </w:p>
-    <w:bookmarkEnd w:id="154"/>
-    <w:bookmarkStart w:id="155" w:name="ref-HobbsN.Thompson2015Bmas"/>
+    <w:bookmarkEnd w:id="158"/>
+    <w:bookmarkStart w:id="159" w:name="ref-HobbsN.Thompson2015Bmas"/>
     <w:p>
       <w:pPr>
         <w:pStyle w:val="Bibliography"/>
@@ -48791,8 +48894,8 @@
         <w:t xml:space="preserve">. STU - Student edition. Princeton University Press.</w:t>
       </w:r>
     </w:p>
-    <w:bookmarkEnd w:id="155"/>
-    <w:bookmarkStart w:id="156" w:name="ref-hosmer1989applied"/>
+    <w:bookmarkEnd w:id="159"/>
+    <w:bookmarkStart w:id="160" w:name="ref-hosmer1989applied"/>
     <w:p>
       <w:pPr>
         <w:pStyle w:val="Bibliography"/>
@@ -48814,8 +48917,8 @@
         <w:t xml:space="preserve">. Wiley.</w:t>
       </w:r>
     </w:p>
-    <w:bookmarkEnd w:id="156"/>
-    <w:bookmarkStart w:id="158" w:name="ref-kery-bayes-pop"/>
+    <w:bookmarkEnd w:id="160"/>
+    <w:bookmarkStart w:id="162" w:name="ref-kery-bayes-pop"/>
     <w:p>
       <w:pPr>
         <w:pStyle w:val="Bibliography"/>
@@ -48867,7 +48970,7 @@
       <w:r>
         <w:t xml:space="preserve"> </w:t>
       </w:r>
-      <w:hyperlink r:id="rId157">
+      <w:hyperlink r:id="rId161">
         <w:r>
           <w:rPr>
             <w:rStyle w:val="Hyperlink"/>
@@ -48879,8 +48982,8 @@
         <w:t xml:space="preserve">.</w:t>
       </w:r>
     </w:p>
-    <w:bookmarkEnd w:id="158"/>
-    <w:bookmarkStart w:id="159" w:name="ref-korner.bayes.ecology"/>
+    <w:bookmarkEnd w:id="162"/>
+    <w:bookmarkStart w:id="163" w:name="ref-korner.bayes.ecology"/>
     <w:p>
       <w:pPr>
         <w:pStyle w:val="Bibliography"/>
@@ -48958,8 +49061,8 @@
         <w:t xml:space="preserve">. 1st ed. Academic Press.</w:t>
       </w:r>
     </w:p>
-    <w:bookmarkEnd w:id="159"/>
-    <w:bookmarkStart w:id="160" w:name="ref-statrethink2e"/>
+    <w:bookmarkEnd w:id="163"/>
+    <w:bookmarkStart w:id="164" w:name="ref-statrethink2e"/>
     <w:p>
       <w:pPr>
         <w:pStyle w:val="Bibliography"/>
@@ -49051,8 +49154,8 @@
         <w:t xml:space="preserve">. Second edition. Chapman &amp; Hall/CRC Texts in Statistical Science Series. CRC Press.</w:t>
       </w:r>
     </w:p>
-    <w:bookmarkEnd w:id="160"/>
-    <w:bookmarkStart w:id="162" w:name="ref-rossbayes"/>
+    <w:bookmarkEnd w:id="164"/>
+    <w:bookmarkStart w:id="166" w:name="ref-rossbayes"/>
     <w:p>
       <w:pPr>
         <w:pStyle w:val="Bibliography"/>
@@ -49076,7 +49179,7 @@
       <w:r>
         <w:t xml:space="preserve"> </w:t>
       </w:r>
-      <w:hyperlink r:id="rId161">
+      <w:hyperlink r:id="rId165">
         <w:r>
           <w:rPr>
             <w:rStyle w:val="Hyperlink"/>
@@ -49088,8 +49191,8 @@
         <w:t xml:space="preserve">.</w:t>
       </w:r>
     </w:p>
-    <w:bookmarkEnd w:id="162"/>
-    <w:bookmarkStart w:id="164" w:name="ref-venables2002modern"/>
+    <w:bookmarkEnd w:id="166"/>
+    <w:bookmarkStart w:id="168" w:name="ref-venables2002modern"/>
     <w:p>
       <w:pPr>
         <w:pStyle w:val="Bibliography"/>
@@ -49127,7 +49230,7 @@
       <w:r>
         <w:t xml:space="preserve"> </w:t>
       </w:r>
-      <w:hyperlink r:id="rId163">
+      <w:hyperlink r:id="rId167">
         <w:r>
           <w:rPr>
             <w:rStyle w:val="Hyperlink"/>
@@ -49139,9 +49242,9 @@
         <w:t xml:space="preserve">.</w:t>
       </w:r>
     </w:p>
-    <w:bookmarkEnd w:id="164"/>
-    <w:bookmarkEnd w:id="165"/>
-    <w:bookmarkEnd w:id="166"/>
+    <w:bookmarkEnd w:id="168"/>
+    <w:bookmarkEnd w:id="169"/>
+    <w:bookmarkEnd w:id="170"/>
     <w:sectPr>
       <w:footnotePr>
         <w:numRestart w:val="eachSect"/>
